--- a/docs/04-scenerio/trading-pair.docx
+++ b/docs/04-scenerio/trading-pair.docx
@@ -10,16 +10,13 @@
         <w:rPr/>
       </w:pPr>
       <w:r>
-        <w:rPr>
-          <w:rtl w:val="0"/>
-        </w:rPr>
-        <w:t xml:space="preserve">user</w:t>
+        <w:t xml:space="preserve">Trading Pair</w:t>
       </w:r>
       <w:r/>
     </w:p>
     <w:tbl>
       <w:tblPr>
-        <w:tblStyle w:val="689"/>
+        <w:tblStyle w:val="908"/>
         <w:tblW w:w="9000" w:type="dxa"/>
         <w:tblBorders>
           <w:top w:val="single" w:color="000000" w:sz="8" w:space="0"/>
@@ -96,10 +93,7 @@
               <w:rPr/>
             </w:pPr>
             <w:r>
-              <w:rPr>
-                <w:rtl w:val="0"/>
-              </w:rPr>
-              <w:t xml:space="preserve">admin tạo trading pair </w:t>
+              <w:t xml:space="preserve">Admin tạo Trading Pair</w:t>
             </w:r>
             <w:r/>
           </w:p>
@@ -159,10 +153,7 @@
               <w:rPr/>
             </w:pPr>
             <w:r>
-              <w:rPr>
-                <w:rtl w:val="0"/>
-              </w:rPr>
-              <w:t xml:space="preserve">admin</w:t>
+              <w:t xml:space="preserve">Admin</w:t>
             </w:r>
             <w:r/>
           </w:p>
@@ -222,42 +213,7 @@
               <w:rPr/>
             </w:pPr>
             <w:r>
-              <w:rPr>
-                <w:rtl w:val="0"/>
-              </w:rPr>
-              <w:t xml:space="preserve">Trading Pair đã tồn tại.</w:t>
-            </w:r>
-            <w:r/>
-          </w:p>
-          <w:p>
-            <w:pPr>
-              <w:widowControl w:val="false"/>
-              <w:pBdr/>
-              <w:spacing w:line="240" w:lineRule="auto"/>
-              <w:ind/>
-              <w:rPr/>
-            </w:pPr>
-            <w:r>
-              <w:rPr>
-                <w:rtl w:val="0"/>
-              </w:rPr>
-              <w:t xml:space="preserve">Base Asset và Quote Asset cho phép giao dịch.</w:t>
-            </w:r>
-            <w:r/>
-          </w:p>
-          <w:p>
-            <w:pPr>
-              <w:widowControl w:val="false"/>
-              <w:pBdr/>
-              <w:spacing w:line="240" w:lineRule="auto"/>
-              <w:ind/>
-              <w:rPr/>
-            </w:pPr>
-            <w:r>
-              <w:rPr>
-                <w:rtl w:val="0"/>
-              </w:rPr>
-              <w:t xml:space="preserve">Matching Engine hoạt động.</w:t>
+              <w:t xml:space="preserve">Trading Pair chưa tồn tại. Base Asset và Quote Asset tồn tại. Cả hai Asset cho phép Trading. Matching Engine sẵn sàng xử lý Trading Pair.</w:t>
             </w:r>
             <w:r/>
           </w:p>
@@ -317,26 +273,7 @@
               <w:rPr/>
             </w:pPr>
             <w:r>
-              <w:rPr>
-                <w:rtl w:val="0"/>
-              </w:rPr>
-              <w:t xml:space="preserve">Trading Pair được tạo.</w:t>
-            </w:r>
-            <w:r/>
-          </w:p>
-          <w:p>
-            <w:pPr>
-              <w:widowControl w:val="false"/>
-              <w:pBdr/>
-              <w:spacing w:line="240" w:lineRule="auto"/>
-              <w:ind/>
-              <w:rPr/>
-            </w:pPr>
-            <w:r>
-              <w:rPr>
-                <w:rtl w:val="0"/>
-              </w:rPr>
-              <w:t xml:space="preserve">Trading Pair chưa nhận Order cho đến khi được kích hoạt</w:t>
+              <w:t xml:space="preserve">Trading Pair được tạo ở trạng thái INACTIVE. Trading Pair chưa nhận Order cho đến khi được kích hoạt.</w:t>
             </w:r>
             <w:r/>
           </w:p>
@@ -400,10 +337,7 @@
               <w:rPr/>
             </w:pPr>
             <w:r>
-              <w:rPr>
-                <w:rtl w:val="0"/>
-              </w:rPr>
-              <w:t xml:space="preserve">Admin chọn tạo Trading Pair.</w:t>
+              <w:t xml:space="preserve">Admin chọn tạo Trading Pair. </w:t>
             </w:r>
             <w:r/>
           </w:p>
@@ -420,10 +354,10 @@
               <w:rPr/>
             </w:pPr>
             <w:r>
-              <w:rPr>
-                <w:rtl w:val="0"/>
-              </w:rPr>
-              <w:t xml:space="preserve">Admin chọn Base Asset và Quote Asset.</w:t>
+              <w:t xml:space="preserve">Admin chọn Base Asset và Qu</w:t>
+            </w:r>
+            <w:r>
+              <w:t xml:space="preserve">ote Asset. </w:t>
             </w:r>
             <w:r/>
           </w:p>
@@ -440,10 +374,7 @@
               <w:rPr/>
             </w:pPr>
             <w:r>
-              <w:rPr>
-                <w:rtl w:val="0"/>
-              </w:rPr>
-              <w:t xml:space="preserve">Admin nhập tick size, step size, minimum quantity và minimum notional.</w:t>
+              <w:t xml:space="preserve">Admin nhập tick size, step size, minimum quantity và minimum notional. </w:t>
             </w:r>
             <w:r/>
           </w:p>
@@ -460,10 +391,7 @@
               <w:rPr/>
             </w:pPr>
             <w:r>
-              <w:rPr>
-                <w:rtl w:val="0"/>
-              </w:rPr>
-              <w:t xml:space="preserve">Backend validate cấu hình.</w:t>
+              <w:t xml:space="preserve">Backend validate cấu hình. </w:t>
             </w:r>
             <w:r/>
           </w:p>
@@ -480,10 +408,7 @@
               <w:rPr/>
             </w:pPr>
             <w:r>
-              <w:rPr>
-                <w:rtl w:val="0"/>
-              </w:rPr>
-              <w:t xml:space="preserve">Backend kiểm tra Trading Pair chưa tồn tại.</w:t>
+              <w:t xml:space="preserve">Backend kiểm tra Trading Pair chưa tồn tại. </w:t>
             </w:r>
             <w:r/>
           </w:p>
@@ -500,24 +425,7 @@
               <w:rPr/>
             </w:pPr>
             <w:r>
-              <w:rPr>
-                <w:rtl w:val="0"/>
-              </w:rPr>
-              <w:t xml:space="preserve">Backend tạo Trading Pair ở trạng thái </w:t>
-            </w:r>
-            <w:r>
-              <w:rPr>
-                <w:rFonts w:ascii="Roboto Mono" w:hAnsi="Roboto Mono" w:eastAsia="Roboto Mono" w:cs="Roboto Mono"/>
-                <w:color w:val="188038"/>
-                <w:rtl w:val="0"/>
-              </w:rPr>
-              <w:t xml:space="preserve">INACTIVE</w:t>
-            </w:r>
-            <w:r>
-              <w:rPr>
-                <w:rtl w:val="0"/>
-              </w:rPr>
-              <w:t xml:space="preserve">.</w:t>
+              <w:t xml:space="preserve">Backend tạo Trading Pair ở trạng thái INACTIVE.</w:t>
             </w:r>
             <w:r/>
           </w:p>
@@ -534,10 +442,7 @@
               <w:rPr/>
             </w:pPr>
             <w:r>
-              <w:rPr>
-                <w:rtl w:val="0"/>
-              </w:rPr>
-              <w:t xml:space="preserve">Backend ghi Audit Log.</w:t>
+              <w:t xml:space="preserve"> Backend ghi Audit Log. </w:t>
             </w:r>
             <w:r/>
           </w:p>
@@ -554,11 +459,9 @@
               <w:rPr/>
             </w:pPr>
             <w:r>
-              <w:rPr>
-                <w:rtl w:val="0"/>
-              </w:rPr>
               <w:t xml:space="preserve">Hệ thống trả kết quả thành công.</w:t>
             </w:r>
+            <w:r/>
             <w:r/>
           </w:p>
         </w:tc>
@@ -707,7 +610,7 @@
     </w:p>
     <w:tbl>
       <w:tblPr>
-        <w:tblStyle w:val="690"/>
+        <w:tblStyle w:val="909"/>
         <w:tblW w:w="9000" w:type="dxa"/>
         <w:tblBorders>
           <w:top w:val="single" w:color="000000" w:sz="8" w:space="0"/>
@@ -784,10 +687,7 @@
               <w:rPr/>
             </w:pPr>
             <w:r>
-              <w:rPr>
-                <w:rtl w:val="0"/>
-              </w:rPr>
-              <w:t xml:space="preserve">admin mở thị trường </w:t>
+              <w:t xml:space="preserve">Admin mở thị trường</w:t>
             </w:r>
             <w:r/>
           </w:p>
@@ -847,17 +747,7 @@
               <w:rPr/>
             </w:pPr>
             <w:r>
-              <w:rPr>
-                <w:rtl w:val="0"/>
-              </w:rPr>
-              <w:t xml:space="preserve">admin</w:t>
-            </w:r>
-            <w:r>
-              <w:rPr>
-                <w:rtl w:val="0"/>
-                <w:lang w:val="en-US"/>
-              </w:rPr>
-              <w:t xml:space="preserve"> </w:t>
+              <w:t xml:space="preserve">Admin</w:t>
             </w:r>
             <w:r/>
           </w:p>
@@ -917,10 +807,7 @@
               <w:rPr/>
             </w:pPr>
             <w:r>
-              <w:rPr>
-                <w:rtl w:val="0"/>
-              </w:rPr>
-              <w:t xml:space="preserve">Asset tồn tại </w:t>
+              <w:t xml:space="preserve">Trading Pair đang INACTIVE. Base Asset và Quote Asset tồn tại. Cả hai Asset cho phép Trading. Matching Engine sẵn sàng xử lý Trading Pair.</w:t>
             </w:r>
             <w:r/>
           </w:p>
@@ -1384,7 +1271,7 @@
     </w:p>
     <w:tbl>
       <w:tblPr>
-        <w:tblStyle w:val="691"/>
+        <w:tblStyle w:val="910"/>
         <w:tblW w:w="9000" w:type="dxa"/>
         <w:tblBorders>
           <w:top w:val="single" w:color="000000" w:sz="8" w:space="0"/>
@@ -1461,10 +1348,7 @@
               <w:rPr/>
             </w:pPr>
             <w:r>
-              <w:rPr>
-                <w:rtl w:val="0"/>
-              </w:rPr>
-              <w:t xml:space="preserve">admin tạm dừng thị trường </w:t>
+              <w:t xml:space="preserve">Admin tạm dừng thị trường</w:t>
             </w:r>
             <w:r/>
           </w:p>
@@ -1524,10 +1408,7 @@
               <w:rPr/>
             </w:pPr>
             <w:r>
-              <w:rPr>
-                <w:rtl w:val="0"/>
-              </w:rPr>
-              <w:t xml:space="preserve">admin</w:t>
+              <w:t xml:space="preserve">Admin</w:t>
             </w:r>
             <w:r/>
           </w:p>
@@ -1587,10 +1468,7 @@
               <w:rPr/>
             </w:pPr>
             <w:r>
-              <w:rPr>
-                <w:rtl w:val="0"/>
-              </w:rPr>
-              <w:t xml:space="preserve">Trading Pair đang hoạt động.</w:t>
+              <w:t xml:space="preserve">Trading Pair đang ACTIVE.</w:t>
             </w:r>
             <w:r/>
           </w:p>
@@ -1650,26 +1528,7 @@
               <w:rPr/>
             </w:pPr>
             <w:r>
-              <w:rPr>
-                <w:rtl w:val="0"/>
-              </w:rPr>
-              <w:t xml:space="preserve">Không có Order mới được chấp nhận.</w:t>
-            </w:r>
-            <w:r/>
-          </w:p>
-          <w:p>
-            <w:pPr>
-              <w:widowControl w:val="false"/>
-              <w:pBdr/>
-              <w:spacing w:line="240" w:lineRule="auto"/>
-              <w:ind/>
-              <w:rPr/>
-            </w:pPr>
-            <w:r>
-              <w:rPr>
-                <w:rtl w:val="0"/>
-              </w:rPr>
-              <w:t xml:space="preserve">Open Order được giữ hoặc hủy theo chính sách đã định.</w:t>
+              <w:t xml:space="preserve">Trading Pair chuyển sang SUSPENDED. Không có Order mới được chấp nhận. Open Order được giữ nguyên trong MVP.</w:t>
             </w:r>
             <w:r/>
           </w:p>
@@ -1859,7 +1718,7 @@
       <w:tr>
         <w:trPr>
           <w:cantSplit w:val="false"/>
-          <w:trHeight w:val="863"/>
+          <w:trHeight w:val="347"/>
         </w:trPr>
         <w:tc>
           <w:tcPr>
@@ -1941,6 +1800,9 @@
               <w:t xml:space="preserve">Market đã bị tạm dừng trước đó.</w:t>
             </w:r>
             <w:r/>
+            <w:r/>
+            <w:r/>
+            <w:r/>
           </w:p>
         </w:tc>
       </w:tr>
@@ -1996,7 +1858,6 @@
         <w:ind/>
         <w:rPr/>
       </w:pPr>
-      <w:r/>
       <w:r>
         <w:separator/>
       </w:r>
@@ -2011,7 +1872,6 @@
         <w:ind/>
         <w:rPr/>
       </w:pPr>
-      <w:r/>
       <w:r>
         <w:continuationSeparator/>
       </w:r>
@@ -2031,7 +1891,6 @@
         <w:ind/>
         <w:rPr/>
       </w:pPr>
-      <w:r/>
       <w:r>
         <w:separator/>
       </w:r>
@@ -2046,7 +1905,6 @@
         <w:ind/>
         <w:rPr/>
       </w:pPr>
-      <w:r/>
       <w:r>
         <w:continuationSeparator/>
       </w:r>
@@ -2964,7 +2822,7 @@
     <w:lsdException w:name="Bibliography" w:uiPriority="37"/>
     <w:lsdException w:name="TOC Heading" w:uiPriority="39" w:qFormat="1"/>
   </w:latentStyles>
-  <w:style w:type="table" w:styleId="11" w:default="1">
+  <w:style w:type="table" w:styleId="717" w:default="1">
     <w:name w:val="Normal Table"/>
     <w:uiPriority w:val="99"/>
     <w:semiHidden/>
@@ -3157,9 +3015,9 @@
       </w:tcPr>
     </w:tblStylePr>
   </w:style>
-  <w:style w:type="table" w:styleId="12">
+  <w:style w:type="table" w:styleId="718">
     <w:name w:val="Table Grid"/>
-    <w:basedOn w:val="11"/>
+    <w:basedOn w:val="717"/>
     <w:uiPriority w:val="59"/>
     <w:pPr>
       <w:pBdr/>
@@ -3356,9 +3214,9 @@
       </w:tcPr>
     </w:tblStylePr>
   </w:style>
-  <w:style w:type="table" w:styleId="13">
+  <w:style w:type="table" w:styleId="719">
     <w:name w:val="Table Grid Light"/>
-    <w:basedOn w:val="11"/>
+    <w:basedOn w:val="717"/>
     <w:uiPriority w:val="59"/>
     <w:pPr>
       <w:pBdr/>
@@ -3555,9 +3413,9 @@
       </w:tcPr>
     </w:tblStylePr>
   </w:style>
-  <w:style w:type="table" w:styleId="14">
+  <w:style w:type="table" w:styleId="720">
     <w:name w:val="Plain Table 1"/>
-    <w:basedOn w:val="11"/>
+    <w:basedOn w:val="717"/>
     <w:uiPriority w:val="59"/>
     <w:pPr>
       <w:pBdr/>
@@ -3780,9 +3638,9 @@
       </w:tcPr>
     </w:tblStylePr>
   </w:style>
-  <w:style w:type="table" w:styleId="15">
+  <w:style w:type="table" w:styleId="721">
     <w:name w:val="Plain Table 2"/>
-    <w:basedOn w:val="11"/>
+    <w:basedOn w:val="717"/>
     <w:uiPriority w:val="59"/>
     <w:pPr>
       <w:pBdr/>
@@ -4013,9 +3871,9 @@
       </w:tcPr>
     </w:tblStylePr>
   </w:style>
-  <w:style w:type="table" w:styleId="16">
+  <w:style w:type="table" w:styleId="722">
     <w:name w:val="Plain Table 3"/>
-    <w:basedOn w:val="11"/>
+    <w:basedOn w:val="717"/>
     <w:uiPriority w:val="99"/>
     <w:pPr>
       <w:pBdr/>
@@ -4243,9 +4101,9 @@
       </w:tcPr>
     </w:tblStylePr>
   </w:style>
-  <w:style w:type="table" w:styleId="17">
+  <w:style w:type="table" w:styleId="723">
     <w:name w:val="Plain Table 4"/>
-    <w:basedOn w:val="11"/>
+    <w:basedOn w:val="717"/>
     <w:uiPriority w:val="99"/>
     <w:pPr>
       <w:pBdr/>
@@ -4459,9 +4317,9 @@
       </w:tcPr>
     </w:tblStylePr>
   </w:style>
-  <w:style w:type="table" w:styleId="18">
+  <w:style w:type="table" w:styleId="724">
     <w:name w:val="Plain Table 5"/>
-    <w:basedOn w:val="11"/>
+    <w:basedOn w:val="717"/>
     <w:uiPriority w:val="99"/>
     <w:pPr>
       <w:pBdr/>
@@ -4692,9 +4550,9 @@
       </w:tcPr>
     </w:tblStylePr>
   </w:style>
-  <w:style w:type="table" w:styleId="19">
+  <w:style w:type="table" w:styleId="725">
     <w:name w:val="Grid Table 1 Light"/>
-    <w:basedOn w:val="11"/>
+    <w:basedOn w:val="717"/>
     <w:uiPriority w:val="99"/>
     <w:pPr>
       <w:pBdr/>
@@ -4915,9 +4773,9 @@
       </w:tcPr>
     </w:tblStylePr>
   </w:style>
-  <w:style w:type="table" w:styleId="20">
+  <w:style w:type="table" w:styleId="726">
     <w:name w:val="Grid Table 1 Light - Accent 1"/>
-    <w:basedOn w:val="11"/>
+    <w:basedOn w:val="717"/>
     <w:uiPriority w:val="99"/>
     <w:pPr>
       <w:pBdr/>
@@ -5138,9 +4996,9 @@
       </w:tcPr>
     </w:tblStylePr>
   </w:style>
-  <w:style w:type="table" w:styleId="21">
+  <w:style w:type="table" w:styleId="727">
     <w:name w:val="Grid Table 1 Light - Accent 2"/>
-    <w:basedOn w:val="11"/>
+    <w:basedOn w:val="717"/>
     <w:uiPriority w:val="99"/>
     <w:pPr>
       <w:pBdr/>
@@ -5361,9 +5219,9 @@
       </w:tcPr>
     </w:tblStylePr>
   </w:style>
-  <w:style w:type="table" w:styleId="22">
+  <w:style w:type="table" w:styleId="728">
     <w:name w:val="Grid Table 1 Light - Accent 3"/>
-    <w:basedOn w:val="11"/>
+    <w:basedOn w:val="717"/>
     <w:uiPriority w:val="99"/>
     <w:pPr>
       <w:pBdr/>
@@ -5584,9 +5442,9 @@
       </w:tcPr>
     </w:tblStylePr>
   </w:style>
-  <w:style w:type="table" w:styleId="23">
+  <w:style w:type="table" w:styleId="729">
     <w:name w:val="Grid Table 1 Light - Accent 4"/>
-    <w:basedOn w:val="11"/>
+    <w:basedOn w:val="717"/>
     <w:uiPriority w:val="99"/>
     <w:pPr>
       <w:pBdr/>
@@ -5807,9 +5665,9 @@
       </w:tcPr>
     </w:tblStylePr>
   </w:style>
-  <w:style w:type="table" w:styleId="24">
+  <w:style w:type="table" w:styleId="730">
     <w:name w:val="Grid Table 1 Light - Accent 5"/>
-    <w:basedOn w:val="11"/>
+    <w:basedOn w:val="717"/>
     <w:uiPriority w:val="99"/>
     <w:pPr>
       <w:pBdr/>
@@ -6030,9 +5888,9 @@
       </w:tcPr>
     </w:tblStylePr>
   </w:style>
-  <w:style w:type="table" w:styleId="25">
+  <w:style w:type="table" w:styleId="731">
     <w:name w:val="Grid Table 1 Light - Accent 6"/>
-    <w:basedOn w:val="11"/>
+    <w:basedOn w:val="717"/>
     <w:uiPriority w:val="99"/>
     <w:pPr>
       <w:pBdr/>
@@ -6253,9 +6111,9 @@
       </w:tcPr>
     </w:tblStylePr>
   </w:style>
-  <w:style w:type="table" w:styleId="26">
+  <w:style w:type="table" w:styleId="732">
     <w:name w:val="Grid Table 2"/>
-    <w:basedOn w:val="11"/>
+    <w:basedOn w:val="717"/>
     <w:uiPriority w:val="99"/>
     <w:pPr>
       <w:pBdr/>
@@ -6485,9 +6343,9 @@
       </w:tcPr>
     </w:tblStylePr>
   </w:style>
-  <w:style w:type="table" w:styleId="27">
+  <w:style w:type="table" w:styleId="733">
     <w:name w:val="Grid Table 2 - Accent 1"/>
-    <w:basedOn w:val="11"/>
+    <w:basedOn w:val="717"/>
     <w:uiPriority w:val="99"/>
     <w:pPr>
       <w:pBdr/>
@@ -6717,9 +6575,9 @@
       </w:tcPr>
     </w:tblStylePr>
   </w:style>
-  <w:style w:type="table" w:styleId="28">
+  <w:style w:type="table" w:styleId="734">
     <w:name w:val="Grid Table 2 - Accent 2"/>
-    <w:basedOn w:val="11"/>
+    <w:basedOn w:val="717"/>
     <w:uiPriority w:val="99"/>
     <w:pPr>
       <w:pBdr/>
@@ -6949,9 +6807,9 @@
       </w:tcPr>
     </w:tblStylePr>
   </w:style>
-  <w:style w:type="table" w:styleId="29">
+  <w:style w:type="table" w:styleId="735">
     <w:name w:val="Grid Table 2 - Accent 3"/>
-    <w:basedOn w:val="11"/>
+    <w:basedOn w:val="717"/>
     <w:uiPriority w:val="99"/>
     <w:pPr>
       <w:pBdr/>
@@ -7181,9 +7039,9 @@
       </w:tcPr>
     </w:tblStylePr>
   </w:style>
-  <w:style w:type="table" w:styleId="30">
+  <w:style w:type="table" w:styleId="736">
     <w:name w:val="Grid Table 2 - Accent 4"/>
-    <w:basedOn w:val="11"/>
+    <w:basedOn w:val="717"/>
     <w:uiPriority w:val="99"/>
     <w:pPr>
       <w:pBdr/>
@@ -7413,9 +7271,9 @@
       </w:tcPr>
     </w:tblStylePr>
   </w:style>
-  <w:style w:type="table" w:styleId="31">
+  <w:style w:type="table" w:styleId="737">
     <w:name w:val="Grid Table 2 - Accent 5"/>
-    <w:basedOn w:val="11"/>
+    <w:basedOn w:val="717"/>
     <w:uiPriority w:val="99"/>
     <w:pPr>
       <w:pBdr/>
@@ -7645,9 +7503,9 @@
       </w:tcPr>
     </w:tblStylePr>
   </w:style>
-  <w:style w:type="table" w:styleId="32">
+  <w:style w:type="table" w:styleId="738">
     <w:name w:val="Grid Table 2 - Accent 6"/>
-    <w:basedOn w:val="11"/>
+    <w:basedOn w:val="717"/>
     <w:uiPriority w:val="99"/>
     <w:pPr>
       <w:pBdr/>
@@ -7877,9 +7735,9 @@
       </w:tcPr>
     </w:tblStylePr>
   </w:style>
-  <w:style w:type="table" w:styleId="33">
+  <w:style w:type="table" w:styleId="739">
     <w:name w:val="Grid Table 3"/>
-    <w:basedOn w:val="11"/>
+    <w:basedOn w:val="717"/>
     <w:uiPriority w:val="99"/>
     <w:pPr>
       <w:pBdr/>
@@ -7978,29 +7836,6 @@
         <w:tblBorders/>
       </w:tblPr>
       <w:tcPr>
-        <w:shd w:color="ffffff"/>
-        <w:tcBorders>
-          <w:top w:val="none" w:color="000000" w:sz="4" w:space="0"/>
-          <w:left w:val="none" w:color="000000" w:sz="4" w:space="0"/>
-          <w:bottom w:val="none" w:color="000000" w:sz="4" w:space="0"/>
-          <w:right w:val="none" w:color="000000" w:sz="4" w:space="0"/>
-        </w:tcBorders>
-      </w:tcPr>
-    </w:tblStylePr>
-    <w:tblStylePr w:type="firstRow">
-      <w:rPr>
-        <w:b/>
-        <w:color w:val="404040"/>
-      </w:rPr>
-      <w:pPr>
-        <w:pBdr/>
-        <w:spacing/>
-        <w:ind/>
-      </w:pPr>
-      <w:tblPr>
-        <w:tblBorders/>
-      </w:tblPr>
-      <w:tcPr>
         <w:shd w:val="clear" w:color="ffffff"/>
         <w:tcBorders>
           <w:top w:val="none" w:color="000000" w:sz="4" w:space="0"/>
@@ -8010,30 +7845,7 @@
         </w:tcBorders>
       </w:tcPr>
     </w:tblStylePr>
-    <w:tblStylePr w:type="lastCol">
-      <w:rPr>
-        <w:i/>
-        <w:color w:val="404040"/>
-      </w:rPr>
-      <w:pPr>
-        <w:pBdr/>
-        <w:spacing/>
-        <w:ind/>
-      </w:pPr>
-      <w:tblPr>
-        <w:tblBorders/>
-      </w:tblPr>
-      <w:tcPr>
-        <w:shd w:color="ffffff"/>
-        <w:tcBorders>
-          <w:top w:val="none" w:color="000000" w:sz="4" w:space="0"/>
-          <w:left w:val="none" w:color="000000" w:sz="4" w:space="0"/>
-          <w:bottom w:val="none" w:color="000000" w:sz="4" w:space="0"/>
-          <w:right w:val="none" w:color="000000" w:sz="4" w:space="0"/>
-        </w:tcBorders>
-      </w:tcPr>
-    </w:tblStylePr>
-    <w:tblStylePr w:type="lastRow">
+    <w:tblStylePr w:type="firstRow">
       <w:rPr>
         <w:b/>
         <w:color w:val="404040"/>
@@ -8056,6 +7868,52 @@
         </w:tcBorders>
       </w:tcPr>
     </w:tblStylePr>
+    <w:tblStylePr w:type="lastCol">
+      <w:rPr>
+        <w:i/>
+        <w:color w:val="404040"/>
+      </w:rPr>
+      <w:pPr>
+        <w:pBdr/>
+        <w:spacing/>
+        <w:ind/>
+      </w:pPr>
+      <w:tblPr>
+        <w:tblBorders/>
+      </w:tblPr>
+      <w:tcPr>
+        <w:shd w:val="clear" w:color="ffffff"/>
+        <w:tcBorders>
+          <w:top w:val="none" w:color="000000" w:sz="4" w:space="0"/>
+          <w:left w:val="none" w:color="000000" w:sz="4" w:space="0"/>
+          <w:bottom w:val="none" w:color="000000" w:sz="4" w:space="0"/>
+          <w:right w:val="none" w:color="000000" w:sz="4" w:space="0"/>
+        </w:tcBorders>
+      </w:tcPr>
+    </w:tblStylePr>
+    <w:tblStylePr w:type="lastRow">
+      <w:rPr>
+        <w:b/>
+        <w:color w:val="404040"/>
+      </w:rPr>
+      <w:pPr>
+        <w:pBdr/>
+        <w:spacing/>
+        <w:ind/>
+      </w:pPr>
+      <w:tblPr>
+        <w:tblBorders/>
+      </w:tblPr>
+      <w:tcPr>
+        <w:shd w:val="clear" w:color="ffffff"/>
+        <w:tcBorders>
+          <w:top w:val="none" w:color="000000" w:sz="4" w:space="0"/>
+          <w:left w:val="none" w:color="000000" w:sz="4" w:space="0"/>
+          <w:bottom w:val="none" w:color="000000" w:sz="4" w:space="0"/>
+          <w:right w:val="none" w:color="000000" w:sz="4" w:space="0"/>
+        </w:tcBorders>
+      </w:tcPr>
+    </w:tblStylePr>
     <w:tblStylePr w:type="nwCell">
       <w:pPr>
         <w:pBdr/>
@@ -8122,9 +7980,9 @@
       </w:tcPr>
     </w:tblStylePr>
   </w:style>
-  <w:style w:type="table" w:styleId="34">
+  <w:style w:type="table" w:styleId="740">
     <w:name w:val="Grid Table 3 - Accent 1"/>
-    <w:basedOn w:val="11"/>
+    <w:basedOn w:val="717"/>
     <w:uiPriority w:val="99"/>
     <w:pPr>
       <w:pBdr/>
@@ -8223,29 +8081,6 @@
         <w:tblBorders/>
       </w:tblPr>
       <w:tcPr>
-        <w:shd w:color="ffffff"/>
-        <w:tcBorders>
-          <w:top w:val="none" w:color="000000" w:sz="4" w:space="0"/>
-          <w:left w:val="none" w:color="000000" w:sz="4" w:space="0"/>
-          <w:bottom w:val="none" w:color="000000" w:sz="4" w:space="0"/>
-          <w:right w:val="none" w:color="000000" w:sz="4" w:space="0"/>
-        </w:tcBorders>
-      </w:tcPr>
-    </w:tblStylePr>
-    <w:tblStylePr w:type="firstRow">
-      <w:rPr>
-        <w:b/>
-        <w:color w:val="404040"/>
-      </w:rPr>
-      <w:pPr>
-        <w:pBdr/>
-        <w:spacing/>
-        <w:ind/>
-      </w:pPr>
-      <w:tblPr>
-        <w:tblBorders/>
-      </w:tblPr>
-      <w:tcPr>
         <w:shd w:val="clear" w:color="ffffff"/>
         <w:tcBorders>
           <w:top w:val="none" w:color="000000" w:sz="4" w:space="0"/>
@@ -8255,30 +8090,7 @@
         </w:tcBorders>
       </w:tcPr>
     </w:tblStylePr>
-    <w:tblStylePr w:type="lastCol">
-      <w:rPr>
-        <w:i/>
-        <w:color w:val="404040"/>
-      </w:rPr>
-      <w:pPr>
-        <w:pBdr/>
-        <w:spacing/>
-        <w:ind/>
-      </w:pPr>
-      <w:tblPr>
-        <w:tblBorders/>
-      </w:tblPr>
-      <w:tcPr>
-        <w:shd w:color="ffffff"/>
-        <w:tcBorders>
-          <w:top w:val="none" w:color="000000" w:sz="4" w:space="0"/>
-          <w:left w:val="none" w:color="000000" w:sz="4" w:space="0"/>
-          <w:bottom w:val="none" w:color="000000" w:sz="4" w:space="0"/>
-          <w:right w:val="none" w:color="000000" w:sz="4" w:space="0"/>
-        </w:tcBorders>
-      </w:tcPr>
-    </w:tblStylePr>
-    <w:tblStylePr w:type="lastRow">
+    <w:tblStylePr w:type="firstRow">
       <w:rPr>
         <w:b/>
         <w:color w:val="404040"/>
@@ -8301,6 +8113,52 @@
         </w:tcBorders>
       </w:tcPr>
     </w:tblStylePr>
+    <w:tblStylePr w:type="lastCol">
+      <w:rPr>
+        <w:i/>
+        <w:color w:val="404040"/>
+      </w:rPr>
+      <w:pPr>
+        <w:pBdr/>
+        <w:spacing/>
+        <w:ind/>
+      </w:pPr>
+      <w:tblPr>
+        <w:tblBorders/>
+      </w:tblPr>
+      <w:tcPr>
+        <w:shd w:val="clear" w:color="ffffff"/>
+        <w:tcBorders>
+          <w:top w:val="none" w:color="000000" w:sz="4" w:space="0"/>
+          <w:left w:val="none" w:color="000000" w:sz="4" w:space="0"/>
+          <w:bottom w:val="none" w:color="000000" w:sz="4" w:space="0"/>
+          <w:right w:val="none" w:color="000000" w:sz="4" w:space="0"/>
+        </w:tcBorders>
+      </w:tcPr>
+    </w:tblStylePr>
+    <w:tblStylePr w:type="lastRow">
+      <w:rPr>
+        <w:b/>
+        <w:color w:val="404040"/>
+      </w:rPr>
+      <w:pPr>
+        <w:pBdr/>
+        <w:spacing/>
+        <w:ind/>
+      </w:pPr>
+      <w:tblPr>
+        <w:tblBorders/>
+      </w:tblPr>
+      <w:tcPr>
+        <w:shd w:val="clear" w:color="ffffff"/>
+        <w:tcBorders>
+          <w:top w:val="none" w:color="000000" w:sz="4" w:space="0"/>
+          <w:left w:val="none" w:color="000000" w:sz="4" w:space="0"/>
+          <w:bottom w:val="none" w:color="000000" w:sz="4" w:space="0"/>
+          <w:right w:val="none" w:color="000000" w:sz="4" w:space="0"/>
+        </w:tcBorders>
+      </w:tcPr>
+    </w:tblStylePr>
     <w:tblStylePr w:type="nwCell">
       <w:pPr>
         <w:pBdr/>
@@ -8367,9 +8225,9 @@
       </w:tcPr>
     </w:tblStylePr>
   </w:style>
-  <w:style w:type="table" w:styleId="35">
+  <w:style w:type="table" w:styleId="741">
     <w:name w:val="Grid Table 3 - Accent 2"/>
-    <w:basedOn w:val="11"/>
+    <w:basedOn w:val="717"/>
     <w:uiPriority w:val="99"/>
     <w:pPr>
       <w:pBdr/>
@@ -8468,29 +8326,6 @@
         <w:tblBorders/>
       </w:tblPr>
       <w:tcPr>
-        <w:shd w:color="ffffff"/>
-        <w:tcBorders>
-          <w:top w:val="none" w:color="000000" w:sz="4" w:space="0"/>
-          <w:left w:val="none" w:color="000000" w:sz="4" w:space="0"/>
-          <w:bottom w:val="none" w:color="000000" w:sz="4" w:space="0"/>
-          <w:right w:val="none" w:color="000000" w:sz="4" w:space="0"/>
-        </w:tcBorders>
-      </w:tcPr>
-    </w:tblStylePr>
-    <w:tblStylePr w:type="firstRow">
-      <w:rPr>
-        <w:b/>
-        <w:color w:val="404040"/>
-      </w:rPr>
-      <w:pPr>
-        <w:pBdr/>
-        <w:spacing/>
-        <w:ind/>
-      </w:pPr>
-      <w:tblPr>
-        <w:tblBorders/>
-      </w:tblPr>
-      <w:tcPr>
         <w:shd w:val="clear" w:color="ffffff"/>
         <w:tcBorders>
           <w:top w:val="none" w:color="000000" w:sz="4" w:space="0"/>
@@ -8500,30 +8335,7 @@
         </w:tcBorders>
       </w:tcPr>
     </w:tblStylePr>
-    <w:tblStylePr w:type="lastCol">
-      <w:rPr>
-        <w:i/>
-        <w:color w:val="404040"/>
-      </w:rPr>
-      <w:pPr>
-        <w:pBdr/>
-        <w:spacing/>
-        <w:ind/>
-      </w:pPr>
-      <w:tblPr>
-        <w:tblBorders/>
-      </w:tblPr>
-      <w:tcPr>
-        <w:shd w:color="ffffff"/>
-        <w:tcBorders>
-          <w:top w:val="none" w:color="000000" w:sz="4" w:space="0"/>
-          <w:left w:val="none" w:color="000000" w:sz="4" w:space="0"/>
-          <w:bottom w:val="none" w:color="000000" w:sz="4" w:space="0"/>
-          <w:right w:val="none" w:color="000000" w:sz="4" w:space="0"/>
-        </w:tcBorders>
-      </w:tcPr>
-    </w:tblStylePr>
-    <w:tblStylePr w:type="lastRow">
+    <w:tblStylePr w:type="firstRow">
       <w:rPr>
         <w:b/>
         <w:color w:val="404040"/>
@@ -8546,6 +8358,52 @@
         </w:tcBorders>
       </w:tcPr>
     </w:tblStylePr>
+    <w:tblStylePr w:type="lastCol">
+      <w:rPr>
+        <w:i/>
+        <w:color w:val="404040"/>
+      </w:rPr>
+      <w:pPr>
+        <w:pBdr/>
+        <w:spacing/>
+        <w:ind/>
+      </w:pPr>
+      <w:tblPr>
+        <w:tblBorders/>
+      </w:tblPr>
+      <w:tcPr>
+        <w:shd w:val="clear" w:color="ffffff"/>
+        <w:tcBorders>
+          <w:top w:val="none" w:color="000000" w:sz="4" w:space="0"/>
+          <w:left w:val="none" w:color="000000" w:sz="4" w:space="0"/>
+          <w:bottom w:val="none" w:color="000000" w:sz="4" w:space="0"/>
+          <w:right w:val="none" w:color="000000" w:sz="4" w:space="0"/>
+        </w:tcBorders>
+      </w:tcPr>
+    </w:tblStylePr>
+    <w:tblStylePr w:type="lastRow">
+      <w:rPr>
+        <w:b/>
+        <w:color w:val="404040"/>
+      </w:rPr>
+      <w:pPr>
+        <w:pBdr/>
+        <w:spacing/>
+        <w:ind/>
+      </w:pPr>
+      <w:tblPr>
+        <w:tblBorders/>
+      </w:tblPr>
+      <w:tcPr>
+        <w:shd w:val="clear" w:color="ffffff"/>
+        <w:tcBorders>
+          <w:top w:val="none" w:color="000000" w:sz="4" w:space="0"/>
+          <w:left w:val="none" w:color="000000" w:sz="4" w:space="0"/>
+          <w:bottom w:val="none" w:color="000000" w:sz="4" w:space="0"/>
+          <w:right w:val="none" w:color="000000" w:sz="4" w:space="0"/>
+        </w:tcBorders>
+      </w:tcPr>
+    </w:tblStylePr>
     <w:tblStylePr w:type="nwCell">
       <w:pPr>
         <w:pBdr/>
@@ -8612,9 +8470,9 @@
       </w:tcPr>
     </w:tblStylePr>
   </w:style>
-  <w:style w:type="table" w:styleId="36">
+  <w:style w:type="table" w:styleId="742">
     <w:name w:val="Grid Table 3 - Accent 3"/>
-    <w:basedOn w:val="11"/>
+    <w:basedOn w:val="717"/>
     <w:uiPriority w:val="99"/>
     <w:pPr>
       <w:pBdr/>
@@ -8713,29 +8571,6 @@
         <w:tblBorders/>
       </w:tblPr>
       <w:tcPr>
-        <w:shd w:color="ffffff"/>
-        <w:tcBorders>
-          <w:top w:val="none" w:color="000000" w:sz="4" w:space="0"/>
-          <w:left w:val="none" w:color="000000" w:sz="4" w:space="0"/>
-          <w:bottom w:val="none" w:color="000000" w:sz="4" w:space="0"/>
-          <w:right w:val="none" w:color="000000" w:sz="4" w:space="0"/>
-        </w:tcBorders>
-      </w:tcPr>
-    </w:tblStylePr>
-    <w:tblStylePr w:type="firstRow">
-      <w:rPr>
-        <w:b/>
-        <w:color w:val="404040"/>
-      </w:rPr>
-      <w:pPr>
-        <w:pBdr/>
-        <w:spacing/>
-        <w:ind/>
-      </w:pPr>
-      <w:tblPr>
-        <w:tblBorders/>
-      </w:tblPr>
-      <w:tcPr>
         <w:shd w:val="clear" w:color="ffffff"/>
         <w:tcBorders>
           <w:top w:val="none" w:color="000000" w:sz="4" w:space="0"/>
@@ -8745,30 +8580,7 @@
         </w:tcBorders>
       </w:tcPr>
     </w:tblStylePr>
-    <w:tblStylePr w:type="lastCol">
-      <w:rPr>
-        <w:i/>
-        <w:color w:val="404040"/>
-      </w:rPr>
-      <w:pPr>
-        <w:pBdr/>
-        <w:spacing/>
-        <w:ind/>
-      </w:pPr>
-      <w:tblPr>
-        <w:tblBorders/>
-      </w:tblPr>
-      <w:tcPr>
-        <w:shd w:color="ffffff"/>
-        <w:tcBorders>
-          <w:top w:val="none" w:color="000000" w:sz="4" w:space="0"/>
-          <w:left w:val="none" w:color="000000" w:sz="4" w:space="0"/>
-          <w:bottom w:val="none" w:color="000000" w:sz="4" w:space="0"/>
-          <w:right w:val="none" w:color="000000" w:sz="4" w:space="0"/>
-        </w:tcBorders>
-      </w:tcPr>
-    </w:tblStylePr>
-    <w:tblStylePr w:type="lastRow">
+    <w:tblStylePr w:type="firstRow">
       <w:rPr>
         <w:b/>
         <w:color w:val="404040"/>
@@ -8791,6 +8603,52 @@
         </w:tcBorders>
       </w:tcPr>
     </w:tblStylePr>
+    <w:tblStylePr w:type="lastCol">
+      <w:rPr>
+        <w:i/>
+        <w:color w:val="404040"/>
+      </w:rPr>
+      <w:pPr>
+        <w:pBdr/>
+        <w:spacing/>
+        <w:ind/>
+      </w:pPr>
+      <w:tblPr>
+        <w:tblBorders/>
+      </w:tblPr>
+      <w:tcPr>
+        <w:shd w:val="clear" w:color="ffffff"/>
+        <w:tcBorders>
+          <w:top w:val="none" w:color="000000" w:sz="4" w:space="0"/>
+          <w:left w:val="none" w:color="000000" w:sz="4" w:space="0"/>
+          <w:bottom w:val="none" w:color="000000" w:sz="4" w:space="0"/>
+          <w:right w:val="none" w:color="000000" w:sz="4" w:space="0"/>
+        </w:tcBorders>
+      </w:tcPr>
+    </w:tblStylePr>
+    <w:tblStylePr w:type="lastRow">
+      <w:rPr>
+        <w:b/>
+        <w:color w:val="404040"/>
+      </w:rPr>
+      <w:pPr>
+        <w:pBdr/>
+        <w:spacing/>
+        <w:ind/>
+      </w:pPr>
+      <w:tblPr>
+        <w:tblBorders/>
+      </w:tblPr>
+      <w:tcPr>
+        <w:shd w:val="clear" w:color="ffffff"/>
+        <w:tcBorders>
+          <w:top w:val="none" w:color="000000" w:sz="4" w:space="0"/>
+          <w:left w:val="none" w:color="000000" w:sz="4" w:space="0"/>
+          <w:bottom w:val="none" w:color="000000" w:sz="4" w:space="0"/>
+          <w:right w:val="none" w:color="000000" w:sz="4" w:space="0"/>
+        </w:tcBorders>
+      </w:tcPr>
+    </w:tblStylePr>
     <w:tblStylePr w:type="nwCell">
       <w:pPr>
         <w:pBdr/>
@@ -8857,9 +8715,9 @@
       </w:tcPr>
     </w:tblStylePr>
   </w:style>
-  <w:style w:type="table" w:styleId="37">
+  <w:style w:type="table" w:styleId="743">
     <w:name w:val="Grid Table 3 - Accent 4"/>
-    <w:basedOn w:val="11"/>
+    <w:basedOn w:val="717"/>
     <w:uiPriority w:val="99"/>
     <w:pPr>
       <w:pBdr/>
@@ -8958,29 +8816,6 @@
         <w:tblBorders/>
       </w:tblPr>
       <w:tcPr>
-        <w:shd w:color="ffffff"/>
-        <w:tcBorders>
-          <w:top w:val="none" w:color="000000" w:sz="4" w:space="0"/>
-          <w:left w:val="none" w:color="000000" w:sz="4" w:space="0"/>
-          <w:bottom w:val="none" w:color="000000" w:sz="4" w:space="0"/>
-          <w:right w:val="none" w:color="000000" w:sz="4" w:space="0"/>
-        </w:tcBorders>
-      </w:tcPr>
-    </w:tblStylePr>
-    <w:tblStylePr w:type="firstRow">
-      <w:rPr>
-        <w:b/>
-        <w:color w:val="404040"/>
-      </w:rPr>
-      <w:pPr>
-        <w:pBdr/>
-        <w:spacing/>
-        <w:ind/>
-      </w:pPr>
-      <w:tblPr>
-        <w:tblBorders/>
-      </w:tblPr>
-      <w:tcPr>
         <w:shd w:val="clear" w:color="ffffff"/>
         <w:tcBorders>
           <w:top w:val="none" w:color="000000" w:sz="4" w:space="0"/>
@@ -8990,30 +8825,7 @@
         </w:tcBorders>
       </w:tcPr>
     </w:tblStylePr>
-    <w:tblStylePr w:type="lastCol">
-      <w:rPr>
-        <w:i/>
-        <w:color w:val="404040"/>
-      </w:rPr>
-      <w:pPr>
-        <w:pBdr/>
-        <w:spacing/>
-        <w:ind/>
-      </w:pPr>
-      <w:tblPr>
-        <w:tblBorders/>
-      </w:tblPr>
-      <w:tcPr>
-        <w:shd w:color="ffffff"/>
-        <w:tcBorders>
-          <w:top w:val="none" w:color="000000" w:sz="4" w:space="0"/>
-          <w:left w:val="none" w:color="000000" w:sz="4" w:space="0"/>
-          <w:bottom w:val="none" w:color="000000" w:sz="4" w:space="0"/>
-          <w:right w:val="none" w:color="000000" w:sz="4" w:space="0"/>
-        </w:tcBorders>
-      </w:tcPr>
-    </w:tblStylePr>
-    <w:tblStylePr w:type="lastRow">
+    <w:tblStylePr w:type="firstRow">
       <w:rPr>
         <w:b/>
         <w:color w:val="404040"/>
@@ -9036,6 +8848,52 @@
         </w:tcBorders>
       </w:tcPr>
     </w:tblStylePr>
+    <w:tblStylePr w:type="lastCol">
+      <w:rPr>
+        <w:i/>
+        <w:color w:val="404040"/>
+      </w:rPr>
+      <w:pPr>
+        <w:pBdr/>
+        <w:spacing/>
+        <w:ind/>
+      </w:pPr>
+      <w:tblPr>
+        <w:tblBorders/>
+      </w:tblPr>
+      <w:tcPr>
+        <w:shd w:val="clear" w:color="ffffff"/>
+        <w:tcBorders>
+          <w:top w:val="none" w:color="000000" w:sz="4" w:space="0"/>
+          <w:left w:val="none" w:color="000000" w:sz="4" w:space="0"/>
+          <w:bottom w:val="none" w:color="000000" w:sz="4" w:space="0"/>
+          <w:right w:val="none" w:color="000000" w:sz="4" w:space="0"/>
+        </w:tcBorders>
+      </w:tcPr>
+    </w:tblStylePr>
+    <w:tblStylePr w:type="lastRow">
+      <w:rPr>
+        <w:b/>
+        <w:color w:val="404040"/>
+      </w:rPr>
+      <w:pPr>
+        <w:pBdr/>
+        <w:spacing/>
+        <w:ind/>
+      </w:pPr>
+      <w:tblPr>
+        <w:tblBorders/>
+      </w:tblPr>
+      <w:tcPr>
+        <w:shd w:val="clear" w:color="ffffff"/>
+        <w:tcBorders>
+          <w:top w:val="none" w:color="000000" w:sz="4" w:space="0"/>
+          <w:left w:val="none" w:color="000000" w:sz="4" w:space="0"/>
+          <w:bottom w:val="none" w:color="000000" w:sz="4" w:space="0"/>
+          <w:right w:val="none" w:color="000000" w:sz="4" w:space="0"/>
+        </w:tcBorders>
+      </w:tcPr>
+    </w:tblStylePr>
     <w:tblStylePr w:type="nwCell">
       <w:pPr>
         <w:pBdr/>
@@ -9102,9 +8960,9 @@
       </w:tcPr>
     </w:tblStylePr>
   </w:style>
-  <w:style w:type="table" w:styleId="38">
+  <w:style w:type="table" w:styleId="744">
     <w:name w:val="Grid Table 3 - Accent 5"/>
-    <w:basedOn w:val="11"/>
+    <w:basedOn w:val="717"/>
     <w:uiPriority w:val="99"/>
     <w:pPr>
       <w:pBdr/>
@@ -9203,29 +9061,6 @@
         <w:tblBorders/>
       </w:tblPr>
       <w:tcPr>
-        <w:shd w:color="ffffff"/>
-        <w:tcBorders>
-          <w:top w:val="none" w:color="000000" w:sz="4" w:space="0"/>
-          <w:left w:val="none" w:color="000000" w:sz="4" w:space="0"/>
-          <w:bottom w:val="none" w:color="000000" w:sz="4" w:space="0"/>
-          <w:right w:val="none" w:color="000000" w:sz="4" w:space="0"/>
-        </w:tcBorders>
-      </w:tcPr>
-    </w:tblStylePr>
-    <w:tblStylePr w:type="firstRow">
-      <w:rPr>
-        <w:b/>
-        <w:color w:val="404040"/>
-      </w:rPr>
-      <w:pPr>
-        <w:pBdr/>
-        <w:spacing/>
-        <w:ind/>
-      </w:pPr>
-      <w:tblPr>
-        <w:tblBorders/>
-      </w:tblPr>
-      <w:tcPr>
         <w:shd w:val="clear" w:color="ffffff"/>
         <w:tcBorders>
           <w:top w:val="none" w:color="000000" w:sz="4" w:space="0"/>
@@ -9235,30 +9070,7 @@
         </w:tcBorders>
       </w:tcPr>
     </w:tblStylePr>
-    <w:tblStylePr w:type="lastCol">
-      <w:rPr>
-        <w:i/>
-        <w:color w:val="404040"/>
-      </w:rPr>
-      <w:pPr>
-        <w:pBdr/>
-        <w:spacing/>
-        <w:ind/>
-      </w:pPr>
-      <w:tblPr>
-        <w:tblBorders/>
-      </w:tblPr>
-      <w:tcPr>
-        <w:shd w:color="ffffff"/>
-        <w:tcBorders>
-          <w:top w:val="none" w:color="000000" w:sz="4" w:space="0"/>
-          <w:left w:val="none" w:color="000000" w:sz="4" w:space="0"/>
-          <w:bottom w:val="none" w:color="000000" w:sz="4" w:space="0"/>
-          <w:right w:val="none" w:color="000000" w:sz="4" w:space="0"/>
-        </w:tcBorders>
-      </w:tcPr>
-    </w:tblStylePr>
-    <w:tblStylePr w:type="lastRow">
+    <w:tblStylePr w:type="firstRow">
       <w:rPr>
         <w:b/>
         <w:color w:val="404040"/>
@@ -9281,6 +9093,52 @@
         </w:tcBorders>
       </w:tcPr>
     </w:tblStylePr>
+    <w:tblStylePr w:type="lastCol">
+      <w:rPr>
+        <w:i/>
+        <w:color w:val="404040"/>
+      </w:rPr>
+      <w:pPr>
+        <w:pBdr/>
+        <w:spacing/>
+        <w:ind/>
+      </w:pPr>
+      <w:tblPr>
+        <w:tblBorders/>
+      </w:tblPr>
+      <w:tcPr>
+        <w:shd w:val="clear" w:color="ffffff"/>
+        <w:tcBorders>
+          <w:top w:val="none" w:color="000000" w:sz="4" w:space="0"/>
+          <w:left w:val="none" w:color="000000" w:sz="4" w:space="0"/>
+          <w:bottom w:val="none" w:color="000000" w:sz="4" w:space="0"/>
+          <w:right w:val="none" w:color="000000" w:sz="4" w:space="0"/>
+        </w:tcBorders>
+      </w:tcPr>
+    </w:tblStylePr>
+    <w:tblStylePr w:type="lastRow">
+      <w:rPr>
+        <w:b/>
+        <w:color w:val="404040"/>
+      </w:rPr>
+      <w:pPr>
+        <w:pBdr/>
+        <w:spacing/>
+        <w:ind/>
+      </w:pPr>
+      <w:tblPr>
+        <w:tblBorders/>
+      </w:tblPr>
+      <w:tcPr>
+        <w:shd w:val="clear" w:color="ffffff"/>
+        <w:tcBorders>
+          <w:top w:val="none" w:color="000000" w:sz="4" w:space="0"/>
+          <w:left w:val="none" w:color="000000" w:sz="4" w:space="0"/>
+          <w:bottom w:val="none" w:color="000000" w:sz="4" w:space="0"/>
+          <w:right w:val="none" w:color="000000" w:sz="4" w:space="0"/>
+        </w:tcBorders>
+      </w:tcPr>
+    </w:tblStylePr>
     <w:tblStylePr w:type="nwCell">
       <w:pPr>
         <w:pBdr/>
@@ -9347,9 +9205,9 @@
       </w:tcPr>
     </w:tblStylePr>
   </w:style>
-  <w:style w:type="table" w:styleId="39">
+  <w:style w:type="table" w:styleId="745">
     <w:name w:val="Grid Table 3 - Accent 6"/>
-    <w:basedOn w:val="11"/>
+    <w:basedOn w:val="717"/>
     <w:uiPriority w:val="99"/>
     <w:pPr>
       <w:pBdr/>
@@ -9448,29 +9306,6 @@
         <w:tblBorders/>
       </w:tblPr>
       <w:tcPr>
-        <w:shd w:color="ffffff"/>
-        <w:tcBorders>
-          <w:top w:val="none" w:color="000000" w:sz="4" w:space="0"/>
-          <w:left w:val="none" w:color="000000" w:sz="4" w:space="0"/>
-          <w:bottom w:val="none" w:color="000000" w:sz="4" w:space="0"/>
-          <w:right w:val="none" w:color="000000" w:sz="4" w:space="0"/>
-        </w:tcBorders>
-      </w:tcPr>
-    </w:tblStylePr>
-    <w:tblStylePr w:type="firstRow">
-      <w:rPr>
-        <w:b/>
-        <w:color w:val="404040"/>
-      </w:rPr>
-      <w:pPr>
-        <w:pBdr/>
-        <w:spacing/>
-        <w:ind/>
-      </w:pPr>
-      <w:tblPr>
-        <w:tblBorders/>
-      </w:tblPr>
-      <w:tcPr>
         <w:shd w:val="clear" w:color="ffffff"/>
         <w:tcBorders>
           <w:top w:val="none" w:color="000000" w:sz="4" w:space="0"/>
@@ -9480,30 +9315,7 @@
         </w:tcBorders>
       </w:tcPr>
     </w:tblStylePr>
-    <w:tblStylePr w:type="lastCol">
-      <w:rPr>
-        <w:i/>
-        <w:color w:val="404040"/>
-      </w:rPr>
-      <w:pPr>
-        <w:pBdr/>
-        <w:spacing/>
-        <w:ind/>
-      </w:pPr>
-      <w:tblPr>
-        <w:tblBorders/>
-      </w:tblPr>
-      <w:tcPr>
-        <w:shd w:color="ffffff"/>
-        <w:tcBorders>
-          <w:top w:val="none" w:color="000000" w:sz="4" w:space="0"/>
-          <w:left w:val="none" w:color="000000" w:sz="4" w:space="0"/>
-          <w:bottom w:val="none" w:color="000000" w:sz="4" w:space="0"/>
-          <w:right w:val="none" w:color="000000" w:sz="4" w:space="0"/>
-        </w:tcBorders>
-      </w:tcPr>
-    </w:tblStylePr>
-    <w:tblStylePr w:type="lastRow">
+    <w:tblStylePr w:type="firstRow">
       <w:rPr>
         <w:b/>
         <w:color w:val="404040"/>
@@ -9526,6 +9338,52 @@
         </w:tcBorders>
       </w:tcPr>
     </w:tblStylePr>
+    <w:tblStylePr w:type="lastCol">
+      <w:rPr>
+        <w:i/>
+        <w:color w:val="404040"/>
+      </w:rPr>
+      <w:pPr>
+        <w:pBdr/>
+        <w:spacing/>
+        <w:ind/>
+      </w:pPr>
+      <w:tblPr>
+        <w:tblBorders/>
+      </w:tblPr>
+      <w:tcPr>
+        <w:shd w:val="clear" w:color="ffffff"/>
+        <w:tcBorders>
+          <w:top w:val="none" w:color="000000" w:sz="4" w:space="0"/>
+          <w:left w:val="none" w:color="000000" w:sz="4" w:space="0"/>
+          <w:bottom w:val="none" w:color="000000" w:sz="4" w:space="0"/>
+          <w:right w:val="none" w:color="000000" w:sz="4" w:space="0"/>
+        </w:tcBorders>
+      </w:tcPr>
+    </w:tblStylePr>
+    <w:tblStylePr w:type="lastRow">
+      <w:rPr>
+        <w:b/>
+        <w:color w:val="404040"/>
+      </w:rPr>
+      <w:pPr>
+        <w:pBdr/>
+        <w:spacing/>
+        <w:ind/>
+      </w:pPr>
+      <w:tblPr>
+        <w:tblBorders/>
+      </w:tblPr>
+      <w:tcPr>
+        <w:shd w:val="clear" w:color="ffffff"/>
+        <w:tcBorders>
+          <w:top w:val="none" w:color="000000" w:sz="4" w:space="0"/>
+          <w:left w:val="none" w:color="000000" w:sz="4" w:space="0"/>
+          <w:bottom w:val="none" w:color="000000" w:sz="4" w:space="0"/>
+          <w:right w:val="none" w:color="000000" w:sz="4" w:space="0"/>
+        </w:tcBorders>
+      </w:tcPr>
+    </w:tblStylePr>
     <w:tblStylePr w:type="nwCell">
       <w:pPr>
         <w:pBdr/>
@@ -9592,9 +9450,9 @@
       </w:tcPr>
     </w:tblStylePr>
   </w:style>
-  <w:style w:type="table" w:styleId="40">
+  <w:style w:type="table" w:styleId="746">
     <w:name w:val="Grid Table 4"/>
-    <w:basedOn w:val="11"/>
+    <w:basedOn w:val="717"/>
     <w:uiPriority w:val="59"/>
     <w:pPr>
       <w:pBdr/>
@@ -9825,9 +9683,9 @@
       </w:tcPr>
     </w:tblStylePr>
   </w:style>
-  <w:style w:type="table" w:styleId="41">
+  <w:style w:type="table" w:styleId="747">
     <w:name w:val="Grid Table 4 - Accent 1"/>
-    <w:basedOn w:val="11"/>
+    <w:basedOn w:val="717"/>
     <w:uiPriority w:val="59"/>
     <w:pPr>
       <w:pBdr/>
@@ -10058,9 +9916,9 @@
       </w:tcPr>
     </w:tblStylePr>
   </w:style>
-  <w:style w:type="table" w:styleId="42">
+  <w:style w:type="table" w:styleId="748">
     <w:name w:val="Grid Table 4 - Accent 2"/>
-    <w:basedOn w:val="11"/>
+    <w:basedOn w:val="717"/>
     <w:uiPriority w:val="59"/>
     <w:pPr>
       <w:pBdr/>
@@ -10291,9 +10149,9 @@
       </w:tcPr>
     </w:tblStylePr>
   </w:style>
-  <w:style w:type="table" w:styleId="43">
+  <w:style w:type="table" w:styleId="749">
     <w:name w:val="Grid Table 4 - Accent 3"/>
-    <w:basedOn w:val="11"/>
+    <w:basedOn w:val="717"/>
     <w:uiPriority w:val="59"/>
     <w:pPr>
       <w:pBdr/>
@@ -10524,9 +10382,9 @@
       </w:tcPr>
     </w:tblStylePr>
   </w:style>
-  <w:style w:type="table" w:styleId="44">
+  <w:style w:type="table" w:styleId="750">
     <w:name w:val="Grid Table 4 - Accent 4"/>
-    <w:basedOn w:val="11"/>
+    <w:basedOn w:val="717"/>
     <w:uiPriority w:val="59"/>
     <w:pPr>
       <w:pBdr/>
@@ -10757,9 +10615,9 @@
       </w:tcPr>
     </w:tblStylePr>
   </w:style>
-  <w:style w:type="table" w:styleId="45">
+  <w:style w:type="table" w:styleId="751">
     <w:name w:val="Grid Table 4 - Accent 5"/>
-    <w:basedOn w:val="11"/>
+    <w:basedOn w:val="717"/>
     <w:uiPriority w:val="59"/>
     <w:pPr>
       <w:pBdr/>
@@ -10990,9 +10848,9 @@
       </w:tcPr>
     </w:tblStylePr>
   </w:style>
-  <w:style w:type="table" w:styleId="46">
+  <w:style w:type="table" w:styleId="752">
     <w:name w:val="Grid Table 4 - Accent 6"/>
-    <w:basedOn w:val="11"/>
+    <w:basedOn w:val="717"/>
     <w:uiPriority w:val="59"/>
     <w:pPr>
       <w:pBdr/>
@@ -11223,9 +11081,9 @@
       </w:tcPr>
     </w:tblStylePr>
   </w:style>
-  <w:style w:type="table" w:styleId="47">
+  <w:style w:type="table" w:styleId="753">
     <w:name w:val="Grid Table 5 Dark"/>
-    <w:basedOn w:val="11"/>
+    <w:basedOn w:val="717"/>
     <w:uiPriority w:val="99"/>
     <w:pPr>
       <w:pBdr/>
@@ -11451,9 +11309,9 @@
       </w:tcPr>
     </w:tblStylePr>
   </w:style>
-  <w:style w:type="table" w:styleId="48">
+  <w:style w:type="table" w:styleId="754">
     <w:name w:val="Grid Table 5 Dark- Accent 1"/>
-    <w:basedOn w:val="11"/>
+    <w:basedOn w:val="717"/>
     <w:uiPriority w:val="99"/>
     <w:pPr>
       <w:pBdr/>
@@ -11679,9 +11537,9 @@
       </w:tcPr>
     </w:tblStylePr>
   </w:style>
-  <w:style w:type="table" w:styleId="49">
+  <w:style w:type="table" w:styleId="755">
     <w:name w:val="Grid Table 5 Dark - Accent 2"/>
-    <w:basedOn w:val="11"/>
+    <w:basedOn w:val="717"/>
     <w:uiPriority w:val="99"/>
     <w:pPr>
       <w:pBdr/>
@@ -11907,9 +11765,9 @@
       </w:tcPr>
     </w:tblStylePr>
   </w:style>
-  <w:style w:type="table" w:styleId="50">
+  <w:style w:type="table" w:styleId="756">
     <w:name w:val="Grid Table 5 Dark - Accent 3"/>
-    <w:basedOn w:val="11"/>
+    <w:basedOn w:val="717"/>
     <w:uiPriority w:val="99"/>
     <w:pPr>
       <w:pBdr/>
@@ -12135,9 +11993,9 @@
       </w:tcPr>
     </w:tblStylePr>
   </w:style>
-  <w:style w:type="table" w:styleId="51">
+  <w:style w:type="table" w:styleId="757">
     <w:name w:val="Grid Table 5 Dark- Accent 4"/>
-    <w:basedOn w:val="11"/>
+    <w:basedOn w:val="717"/>
     <w:uiPriority w:val="99"/>
     <w:pPr>
       <w:pBdr/>
@@ -12363,9 +12221,9 @@
       </w:tcPr>
     </w:tblStylePr>
   </w:style>
-  <w:style w:type="table" w:styleId="52">
+  <w:style w:type="table" w:styleId="758">
     <w:name w:val="Grid Table 5 Dark - Accent 5"/>
-    <w:basedOn w:val="11"/>
+    <w:basedOn w:val="717"/>
     <w:uiPriority w:val="99"/>
     <w:pPr>
       <w:pBdr/>
@@ -12591,9 +12449,9 @@
       </w:tcPr>
     </w:tblStylePr>
   </w:style>
-  <w:style w:type="table" w:styleId="53">
+  <w:style w:type="table" w:styleId="759">
     <w:name w:val="Grid Table 5 Dark - Accent 6"/>
-    <w:basedOn w:val="11"/>
+    <w:basedOn w:val="717"/>
     <w:uiPriority w:val="99"/>
     <w:pPr>
       <w:pBdr/>
@@ -12819,9 +12677,9 @@
       </w:tcPr>
     </w:tblStylePr>
   </w:style>
-  <w:style w:type="table" w:styleId="54">
+  <w:style w:type="table" w:styleId="760">
     <w:name w:val="Grid Table 6 Colorful"/>
-    <w:basedOn w:val="11"/>
+    <w:basedOn w:val="717"/>
     <w:uiPriority w:val="99"/>
     <w:pPr>
       <w:pBdr/>
@@ -13049,9 +12907,9 @@
       </w:tcPr>
     </w:tblStylePr>
   </w:style>
-  <w:style w:type="table" w:styleId="55">
+  <w:style w:type="table" w:styleId="761">
     <w:name w:val="Grid Table 6 Colorful - Accent 1"/>
-    <w:basedOn w:val="11"/>
+    <w:basedOn w:val="717"/>
     <w:uiPriority w:val="99"/>
     <w:pPr>
       <w:pBdr/>
@@ -13279,9 +13137,9 @@
       </w:tcPr>
     </w:tblStylePr>
   </w:style>
-  <w:style w:type="table" w:styleId="56">
+  <w:style w:type="table" w:styleId="762">
     <w:name w:val="Grid Table 6 Colorful - Accent 2"/>
-    <w:basedOn w:val="11"/>
+    <w:basedOn w:val="717"/>
     <w:uiPriority w:val="99"/>
     <w:pPr>
       <w:pBdr/>
@@ -13509,9 +13367,9 @@
       </w:tcPr>
     </w:tblStylePr>
   </w:style>
-  <w:style w:type="table" w:styleId="57">
+  <w:style w:type="table" w:styleId="763">
     <w:name w:val="Grid Table 6 Colorful - Accent 3"/>
-    <w:basedOn w:val="11"/>
+    <w:basedOn w:val="717"/>
     <w:uiPriority w:val="99"/>
     <w:pPr>
       <w:pBdr/>
@@ -13739,9 +13597,9 @@
       </w:tcPr>
     </w:tblStylePr>
   </w:style>
-  <w:style w:type="table" w:styleId="58">
+  <w:style w:type="table" w:styleId="764">
     <w:name w:val="Grid Table 6 Colorful - Accent 4"/>
-    <w:basedOn w:val="11"/>
+    <w:basedOn w:val="717"/>
     <w:uiPriority w:val="99"/>
     <w:pPr>
       <w:pBdr/>
@@ -13969,9 +13827,9 @@
       </w:tcPr>
     </w:tblStylePr>
   </w:style>
-  <w:style w:type="table" w:styleId="59">
+  <w:style w:type="table" w:styleId="765">
     <w:name w:val="Grid Table 6 Colorful - Accent 5"/>
-    <w:basedOn w:val="11"/>
+    <w:basedOn w:val="717"/>
     <w:uiPriority w:val="99"/>
     <w:pPr>
       <w:pBdr/>
@@ -14199,9 +14057,9 @@
       </w:tcPr>
     </w:tblStylePr>
   </w:style>
-  <w:style w:type="table" w:styleId="60">
+  <w:style w:type="table" w:styleId="766">
     <w:name w:val="Grid Table 6 Colorful - Accent 6"/>
-    <w:basedOn w:val="11"/>
+    <w:basedOn w:val="717"/>
     <w:uiPriority w:val="99"/>
     <w:pPr>
       <w:pBdr/>
@@ -14429,9 +14287,9 @@
       </w:tcPr>
     </w:tblStylePr>
   </w:style>
-  <w:style w:type="table" w:styleId="61">
+  <w:style w:type="table" w:styleId="767">
     <w:name w:val="Grid Table 7 Colorful"/>
-    <w:basedOn w:val="11"/>
+    <w:basedOn w:val="717"/>
     <w:uiPriority w:val="99"/>
     <w:pPr>
       <w:pBdr/>
@@ -14533,11 +14391,11 @@
         <w:tblBorders/>
       </w:tblPr>
       <w:tcPr>
-        <w:shd w:color="ffffff"/>
+        <w:shd w:val="clear" w:color="ffffff"/>
         <w:tcBorders>
-          <w:top w:val="none"/>
-          <w:left w:val="none"/>
-          <w:bottom w:val="none"/>
+          <w:top w:val="none" w:color="000000" w:sz="4" w:space="0"/>
+          <w:left w:val="none" w:color="000000" w:sz="4" w:space="0"/>
+          <w:bottom w:val="none" w:color="000000" w:sz="4" w:space="0"/>
           <w:right w:val="single" w:color="000000" w:themeColor="text1" w:themeTint="80" w:sz="4" w:space="0"/>
         </w:tcBorders>
       </w:tcPr>
@@ -14560,10 +14418,10 @@
       <w:tcPr>
         <w:shd w:val="clear" w:color="ffffff" w:themeColor="light1" w:fill="ffffff" w:themeFill="light1"/>
         <w:tcBorders>
-          <w:top w:val="none"/>
-          <w:left w:val="none"/>
+          <w:top w:val="none" w:color="000000" w:sz="4" w:space="0"/>
+          <w:left w:val="none" w:color="000000" w:sz="4" w:space="0"/>
           <w:bottom w:val="single" w:color="000000" w:themeColor="text1" w:themeTint="80" w:sz="4" w:space="0"/>
-          <w:right w:val="none"/>
+          <w:right w:val="none" w:color="000000" w:sz="4" w:space="0"/>
         </w:tcBorders>
       </w:tcPr>
     </w:tblStylePr>
@@ -14583,12 +14441,12 @@
         <w:tblBorders/>
       </w:tblPr>
       <w:tcPr>
-        <w:shd w:color="ffffff"/>
+        <w:shd w:val="clear" w:color="ffffff"/>
         <w:tcBorders>
-          <w:top w:val="none"/>
+          <w:top w:val="none" w:color="000000" w:sz="4" w:space="0"/>
           <w:left w:val="single" w:color="000000" w:themeColor="text1" w:themeTint="80" w:sz="4" w:space="0"/>
-          <w:bottom w:val="none"/>
-          <w:right w:val="none"/>
+          <w:bottom w:val="none" w:color="000000" w:sz="4" w:space="0"/>
+          <w:right w:val="none" w:color="000000" w:sz="4" w:space="0"/>
         </w:tcBorders>
       </w:tcPr>
     </w:tblStylePr>
@@ -14611,9 +14469,9 @@
         <w:shd w:val="clear" w:color="ffffff" w:themeColor="light1" w:fill="ffffff" w:themeFill="light1"/>
         <w:tcBorders>
           <w:top w:val="single" w:color="000000" w:themeColor="text1" w:themeTint="80" w:sz="4" w:space="0"/>
-          <w:left w:val="none"/>
-          <w:bottom w:val="none"/>
-          <w:right w:val="none"/>
+          <w:left w:val="none" w:color="000000" w:sz="4" w:space="0"/>
+          <w:bottom w:val="none" w:color="000000" w:sz="4" w:space="0"/>
+          <w:right w:val="none" w:color="000000" w:sz="4" w:space="0"/>
         </w:tcBorders>
       </w:tcPr>
     </w:tblStylePr>
@@ -14683,9 +14541,9 @@
       </w:tcPr>
     </w:tblStylePr>
   </w:style>
-  <w:style w:type="table" w:styleId="62">
+  <w:style w:type="table" w:styleId="768">
     <w:name w:val="Grid Table 7 Colorful - Accent 1"/>
-    <w:basedOn w:val="11"/>
+    <w:basedOn w:val="717"/>
     <w:uiPriority w:val="99"/>
     <w:pPr>
       <w:pBdr/>
@@ -14787,11 +14645,11 @@
         <w:tblBorders/>
       </w:tblPr>
       <w:tcPr>
-        <w:shd w:color="ffffff"/>
+        <w:shd w:val="clear" w:color="ffffff"/>
         <w:tcBorders>
-          <w:top w:val="none"/>
-          <w:left w:val="none"/>
-          <w:bottom w:val="none"/>
+          <w:top w:val="none" w:color="000000" w:sz="4" w:space="0"/>
+          <w:left w:val="none" w:color="000000" w:sz="4" w:space="0"/>
+          <w:bottom w:val="none" w:color="000000" w:sz="4" w:space="0"/>
           <w:right w:val="single" w:color="000000" w:themeColor="accent1" w:themeTint="80" w:sz="4" w:space="0"/>
         </w:tcBorders>
       </w:tcPr>
@@ -14814,10 +14672,10 @@
       <w:tcPr>
         <w:shd w:val="clear" w:color="ffffff" w:themeColor="light1" w:fill="ffffff" w:themeFill="light1"/>
         <w:tcBorders>
-          <w:top w:val="none"/>
-          <w:left w:val="none"/>
+          <w:top w:val="none" w:color="000000" w:sz="4" w:space="0"/>
+          <w:left w:val="none" w:color="000000" w:sz="4" w:space="0"/>
           <w:bottom w:val="single" w:color="000000" w:themeColor="accent1" w:themeTint="80" w:sz="4" w:space="0"/>
-          <w:right w:val="none"/>
+          <w:right w:val="none" w:color="000000" w:sz="4" w:space="0"/>
         </w:tcBorders>
       </w:tcPr>
     </w:tblStylePr>
@@ -14837,12 +14695,12 @@
         <w:tblBorders/>
       </w:tblPr>
       <w:tcPr>
-        <w:shd w:color="ffffff"/>
+        <w:shd w:val="clear" w:color="ffffff"/>
         <w:tcBorders>
-          <w:top w:val="none"/>
+          <w:top w:val="none" w:color="000000" w:sz="4" w:space="0"/>
           <w:left w:val="single" w:color="000000" w:themeColor="accent1" w:themeTint="80" w:sz="4" w:space="0"/>
-          <w:bottom w:val="none"/>
-          <w:right w:val="none"/>
+          <w:bottom w:val="none" w:color="000000" w:sz="4" w:space="0"/>
+          <w:right w:val="none" w:color="000000" w:sz="4" w:space="0"/>
         </w:tcBorders>
       </w:tcPr>
     </w:tblStylePr>
@@ -14865,9 +14723,9 @@
         <w:shd w:val="clear" w:color="ffffff" w:themeColor="light1" w:fill="ffffff" w:themeFill="light1"/>
         <w:tcBorders>
           <w:top w:val="single" w:color="000000" w:themeColor="accent1" w:themeTint="80" w:sz="4" w:space="0"/>
-          <w:left w:val="none"/>
-          <w:bottom w:val="none"/>
-          <w:right w:val="none"/>
+          <w:left w:val="none" w:color="000000" w:sz="4" w:space="0"/>
+          <w:bottom w:val="none" w:color="000000" w:sz="4" w:space="0"/>
+          <w:right w:val="none" w:color="000000" w:sz="4" w:space="0"/>
         </w:tcBorders>
       </w:tcPr>
     </w:tblStylePr>
@@ -14937,9 +14795,9 @@
       </w:tcPr>
     </w:tblStylePr>
   </w:style>
-  <w:style w:type="table" w:styleId="63">
+  <w:style w:type="table" w:styleId="769">
     <w:name w:val="Grid Table 7 Colorful - Accent 2"/>
-    <w:basedOn w:val="11"/>
+    <w:basedOn w:val="717"/>
     <w:uiPriority w:val="99"/>
     <w:pPr>
       <w:pBdr/>
@@ -15041,11 +14899,11 @@
         <w:tblBorders/>
       </w:tblPr>
       <w:tcPr>
-        <w:shd w:color="ffffff"/>
+        <w:shd w:val="clear" w:color="ffffff"/>
         <w:tcBorders>
-          <w:top w:val="none"/>
-          <w:left w:val="none"/>
-          <w:bottom w:val="none"/>
+          <w:top w:val="none" w:color="000000" w:sz="4" w:space="0"/>
+          <w:left w:val="none" w:color="000000" w:sz="4" w:space="0"/>
+          <w:bottom w:val="none" w:color="000000" w:sz="4" w:space="0"/>
           <w:right w:val="single" w:color="000000" w:themeColor="accent2" w:themeTint="97" w:sz="4" w:space="0"/>
         </w:tcBorders>
       </w:tcPr>
@@ -15068,10 +14926,10 @@
       <w:tcPr>
         <w:shd w:val="clear" w:color="ffffff" w:themeColor="light1" w:fill="ffffff" w:themeFill="light1"/>
         <w:tcBorders>
-          <w:top w:val="none"/>
-          <w:left w:val="none"/>
+          <w:top w:val="none" w:color="000000" w:sz="4" w:space="0"/>
+          <w:left w:val="none" w:color="000000" w:sz="4" w:space="0"/>
           <w:bottom w:val="single" w:color="000000" w:themeColor="accent2" w:themeTint="97" w:sz="4" w:space="0"/>
-          <w:right w:val="none"/>
+          <w:right w:val="none" w:color="000000" w:sz="4" w:space="0"/>
         </w:tcBorders>
       </w:tcPr>
     </w:tblStylePr>
@@ -15091,12 +14949,12 @@
         <w:tblBorders/>
       </w:tblPr>
       <w:tcPr>
-        <w:shd w:color="ffffff"/>
+        <w:shd w:val="clear" w:color="ffffff"/>
         <w:tcBorders>
-          <w:top w:val="none"/>
+          <w:top w:val="none" w:color="000000" w:sz="4" w:space="0"/>
           <w:left w:val="single" w:color="000000" w:themeColor="accent2" w:themeTint="97" w:sz="4" w:space="0"/>
-          <w:bottom w:val="none"/>
-          <w:right w:val="none"/>
+          <w:bottom w:val="none" w:color="000000" w:sz="4" w:space="0"/>
+          <w:right w:val="none" w:color="000000" w:sz="4" w:space="0"/>
         </w:tcBorders>
       </w:tcPr>
     </w:tblStylePr>
@@ -15119,9 +14977,9 @@
         <w:shd w:val="clear" w:color="ffffff" w:themeColor="light1" w:fill="ffffff" w:themeFill="light1"/>
         <w:tcBorders>
           <w:top w:val="single" w:color="000000" w:themeColor="accent2" w:themeTint="97" w:sz="4" w:space="0"/>
-          <w:left w:val="none"/>
-          <w:bottom w:val="none"/>
-          <w:right w:val="none"/>
+          <w:left w:val="none" w:color="000000" w:sz="4" w:space="0"/>
+          <w:bottom w:val="none" w:color="000000" w:sz="4" w:space="0"/>
+          <w:right w:val="none" w:color="000000" w:sz="4" w:space="0"/>
         </w:tcBorders>
       </w:tcPr>
     </w:tblStylePr>
@@ -15191,9 +15049,9 @@
       </w:tcPr>
     </w:tblStylePr>
   </w:style>
-  <w:style w:type="table" w:styleId="64">
+  <w:style w:type="table" w:styleId="770">
     <w:name w:val="Grid Table 7 Colorful - Accent 3"/>
-    <w:basedOn w:val="11"/>
+    <w:basedOn w:val="717"/>
     <w:uiPriority w:val="99"/>
     <w:pPr>
       <w:pBdr/>
@@ -15295,11 +15153,11 @@
         <w:tblBorders/>
       </w:tblPr>
       <w:tcPr>
-        <w:shd w:color="ffffff"/>
+        <w:shd w:val="clear" w:color="ffffff"/>
         <w:tcBorders>
-          <w:top w:val="none"/>
-          <w:left w:val="none"/>
-          <w:bottom w:val="none"/>
+          <w:top w:val="none" w:color="000000" w:sz="4" w:space="0"/>
+          <w:left w:val="none" w:color="000000" w:sz="4" w:space="0"/>
+          <w:bottom w:val="none" w:color="000000" w:sz="4" w:space="0"/>
           <w:right w:val="single" w:color="000000" w:themeColor="accent3" w:themeTint="FE" w:sz="4" w:space="0"/>
         </w:tcBorders>
       </w:tcPr>
@@ -15322,10 +15180,10 @@
       <w:tcPr>
         <w:shd w:val="clear" w:color="ffffff" w:themeColor="light1" w:fill="ffffff" w:themeFill="light1"/>
         <w:tcBorders>
-          <w:top w:val="none"/>
-          <w:left w:val="none"/>
+          <w:top w:val="none" w:color="000000" w:sz="4" w:space="0"/>
+          <w:left w:val="none" w:color="000000" w:sz="4" w:space="0"/>
           <w:bottom w:val="single" w:color="000000" w:themeColor="accent3" w:themeTint="FE" w:sz="4" w:space="0"/>
-          <w:right w:val="none"/>
+          <w:right w:val="none" w:color="000000" w:sz="4" w:space="0"/>
         </w:tcBorders>
       </w:tcPr>
     </w:tblStylePr>
@@ -15345,12 +15203,12 @@
         <w:tblBorders/>
       </w:tblPr>
       <w:tcPr>
-        <w:shd w:color="ffffff"/>
+        <w:shd w:val="clear" w:color="ffffff"/>
         <w:tcBorders>
-          <w:top w:val="none"/>
+          <w:top w:val="none" w:color="000000" w:sz="4" w:space="0"/>
           <w:left w:val="single" w:color="000000" w:themeColor="accent3" w:themeTint="FE" w:sz="4" w:space="0"/>
-          <w:bottom w:val="none"/>
-          <w:right w:val="none"/>
+          <w:bottom w:val="none" w:color="000000" w:sz="4" w:space="0"/>
+          <w:right w:val="none" w:color="000000" w:sz="4" w:space="0"/>
         </w:tcBorders>
       </w:tcPr>
     </w:tblStylePr>
@@ -15373,9 +15231,9 @@
         <w:shd w:val="clear" w:color="ffffff" w:themeColor="light1" w:fill="ffffff" w:themeFill="light1"/>
         <w:tcBorders>
           <w:top w:val="single" w:color="000000" w:themeColor="accent3" w:themeTint="FE" w:sz="4" w:space="0"/>
-          <w:left w:val="none"/>
-          <w:bottom w:val="none"/>
-          <w:right w:val="none"/>
+          <w:left w:val="none" w:color="000000" w:sz="4" w:space="0"/>
+          <w:bottom w:val="none" w:color="000000" w:sz="4" w:space="0"/>
+          <w:right w:val="none" w:color="000000" w:sz="4" w:space="0"/>
         </w:tcBorders>
       </w:tcPr>
     </w:tblStylePr>
@@ -15445,9 +15303,9 @@
       </w:tcPr>
     </w:tblStylePr>
   </w:style>
-  <w:style w:type="table" w:styleId="65">
+  <w:style w:type="table" w:styleId="771">
     <w:name w:val="Grid Table 7 Colorful - Accent 4"/>
-    <w:basedOn w:val="11"/>
+    <w:basedOn w:val="717"/>
     <w:uiPriority w:val="99"/>
     <w:pPr>
       <w:pBdr/>
@@ -15549,11 +15407,11 @@
         <w:tblBorders/>
       </w:tblPr>
       <w:tcPr>
-        <w:shd w:color="ffffff"/>
+        <w:shd w:val="clear" w:color="ffffff"/>
         <w:tcBorders>
-          <w:top w:val="none"/>
-          <w:left w:val="none"/>
-          <w:bottom w:val="none"/>
+          <w:top w:val="none" w:color="000000" w:sz="4" w:space="0"/>
+          <w:left w:val="none" w:color="000000" w:sz="4" w:space="0"/>
+          <w:bottom w:val="none" w:color="000000" w:sz="4" w:space="0"/>
           <w:right w:val="single" w:color="000000" w:themeColor="accent4" w:themeTint="9A" w:sz="4" w:space="0"/>
         </w:tcBorders>
       </w:tcPr>
@@ -15576,10 +15434,10 @@
       <w:tcPr>
         <w:shd w:val="clear" w:color="ffffff" w:themeColor="light1" w:fill="ffffff" w:themeFill="light1"/>
         <w:tcBorders>
-          <w:top w:val="none"/>
-          <w:left w:val="none"/>
+          <w:top w:val="none" w:color="000000" w:sz="4" w:space="0"/>
+          <w:left w:val="none" w:color="000000" w:sz="4" w:space="0"/>
           <w:bottom w:val="single" w:color="000000" w:themeColor="accent4" w:themeTint="9A" w:sz="4" w:space="0"/>
-          <w:right w:val="none"/>
+          <w:right w:val="none" w:color="000000" w:sz="4" w:space="0"/>
         </w:tcBorders>
       </w:tcPr>
     </w:tblStylePr>
@@ -15599,12 +15457,12 @@
         <w:tblBorders/>
       </w:tblPr>
       <w:tcPr>
-        <w:shd w:color="ffffff"/>
+        <w:shd w:val="clear" w:color="ffffff"/>
         <w:tcBorders>
-          <w:top w:val="none"/>
+          <w:top w:val="none" w:color="000000" w:sz="4" w:space="0"/>
           <w:left w:val="single" w:color="000000" w:themeColor="accent4" w:themeTint="9A" w:sz="4" w:space="0"/>
-          <w:bottom w:val="none"/>
-          <w:right w:val="none"/>
+          <w:bottom w:val="none" w:color="000000" w:sz="4" w:space="0"/>
+          <w:right w:val="none" w:color="000000" w:sz="4" w:space="0"/>
         </w:tcBorders>
       </w:tcPr>
     </w:tblStylePr>
@@ -15627,9 +15485,9 @@
         <w:shd w:val="clear" w:color="ffffff" w:themeColor="light1" w:fill="ffffff" w:themeFill="light1"/>
         <w:tcBorders>
           <w:top w:val="single" w:color="000000" w:themeColor="accent4" w:themeTint="9A" w:sz="4" w:space="0"/>
-          <w:left w:val="none"/>
-          <w:bottom w:val="none"/>
-          <w:right w:val="none"/>
+          <w:left w:val="none" w:color="000000" w:sz="4" w:space="0"/>
+          <w:bottom w:val="none" w:color="000000" w:sz="4" w:space="0"/>
+          <w:right w:val="none" w:color="000000" w:sz="4" w:space="0"/>
         </w:tcBorders>
       </w:tcPr>
     </w:tblStylePr>
@@ -15699,9 +15557,9 @@
       </w:tcPr>
     </w:tblStylePr>
   </w:style>
-  <w:style w:type="table" w:styleId="66">
+  <w:style w:type="table" w:styleId="772">
     <w:name w:val="Grid Table 7 Colorful - Accent 5"/>
-    <w:basedOn w:val="11"/>
+    <w:basedOn w:val="717"/>
     <w:uiPriority w:val="99"/>
     <w:pPr>
       <w:pBdr/>
@@ -15803,11 +15661,11 @@
         <w:tblBorders/>
       </w:tblPr>
       <w:tcPr>
-        <w:shd w:color="ffffff"/>
+        <w:shd w:val="clear" w:color="ffffff"/>
         <w:tcBorders>
-          <w:top w:val="none"/>
-          <w:left w:val="none"/>
-          <w:bottom w:val="none"/>
+          <w:top w:val="none" w:color="000000" w:sz="4" w:space="0"/>
+          <w:left w:val="none" w:color="000000" w:sz="4" w:space="0"/>
+          <w:bottom w:val="none" w:color="000000" w:sz="4" w:space="0"/>
           <w:right w:val="single" w:color="000000" w:themeColor="accent5" w:themeTint="90" w:sz="4" w:space="0"/>
         </w:tcBorders>
       </w:tcPr>
@@ -15830,10 +15688,10 @@
       <w:tcPr>
         <w:shd w:val="clear" w:color="ffffff" w:themeColor="light1" w:fill="ffffff" w:themeFill="light1"/>
         <w:tcBorders>
-          <w:top w:val="none"/>
-          <w:left w:val="none"/>
+          <w:top w:val="none" w:color="000000" w:sz="4" w:space="0"/>
+          <w:left w:val="none" w:color="000000" w:sz="4" w:space="0"/>
           <w:bottom w:val="single" w:color="000000" w:themeColor="accent5" w:themeTint="90" w:sz="4" w:space="0"/>
-          <w:right w:val="none"/>
+          <w:right w:val="none" w:color="000000" w:sz="4" w:space="0"/>
         </w:tcBorders>
       </w:tcPr>
     </w:tblStylePr>
@@ -15853,12 +15711,12 @@
         <w:tblBorders/>
       </w:tblPr>
       <w:tcPr>
-        <w:shd w:color="ffffff"/>
+        <w:shd w:val="clear" w:color="ffffff"/>
         <w:tcBorders>
-          <w:top w:val="none"/>
+          <w:top w:val="none" w:color="000000" w:sz="4" w:space="0"/>
           <w:left w:val="single" w:color="000000" w:themeColor="accent5" w:themeTint="90" w:sz="4" w:space="0"/>
-          <w:bottom w:val="none"/>
-          <w:right w:val="none"/>
+          <w:bottom w:val="none" w:color="000000" w:sz="4" w:space="0"/>
+          <w:right w:val="none" w:color="000000" w:sz="4" w:space="0"/>
         </w:tcBorders>
       </w:tcPr>
     </w:tblStylePr>
@@ -15881,9 +15739,9 @@
         <w:shd w:val="clear" w:color="ffffff" w:themeColor="light1" w:fill="ffffff" w:themeFill="light1"/>
         <w:tcBorders>
           <w:top w:val="single" w:color="000000" w:themeColor="accent5" w:themeTint="90" w:sz="4" w:space="0"/>
-          <w:left w:val="none"/>
-          <w:bottom w:val="none"/>
-          <w:right w:val="none"/>
+          <w:left w:val="none" w:color="000000" w:sz="4" w:space="0"/>
+          <w:bottom w:val="none" w:color="000000" w:sz="4" w:space="0"/>
+          <w:right w:val="none" w:color="000000" w:sz="4" w:space="0"/>
         </w:tcBorders>
       </w:tcPr>
     </w:tblStylePr>
@@ -15953,9 +15811,9 @@
       </w:tcPr>
     </w:tblStylePr>
   </w:style>
-  <w:style w:type="table" w:styleId="67">
+  <w:style w:type="table" w:styleId="773">
     <w:name w:val="Grid Table 7 Colorful - Accent 6"/>
-    <w:basedOn w:val="11"/>
+    <w:basedOn w:val="717"/>
     <w:uiPriority w:val="99"/>
     <w:pPr>
       <w:pBdr/>
@@ -16057,11 +15915,11 @@
         <w:tblBorders/>
       </w:tblPr>
       <w:tcPr>
-        <w:shd w:color="ffffff"/>
+        <w:shd w:val="clear" w:color="ffffff"/>
         <w:tcBorders>
-          <w:top w:val="none"/>
-          <w:left w:val="none"/>
-          <w:bottom w:val="none"/>
+          <w:top w:val="none" w:color="000000" w:sz="4" w:space="0"/>
+          <w:left w:val="none" w:color="000000" w:sz="4" w:space="0"/>
+          <w:bottom w:val="none" w:color="000000" w:sz="4" w:space="0"/>
           <w:right w:val="single" w:color="000000" w:themeColor="accent6" w:themeTint="90" w:sz="4" w:space="0"/>
         </w:tcBorders>
       </w:tcPr>
@@ -16084,10 +15942,10 @@
       <w:tcPr>
         <w:shd w:val="clear" w:color="ffffff" w:themeColor="light1" w:fill="ffffff" w:themeFill="light1"/>
         <w:tcBorders>
-          <w:top w:val="none"/>
-          <w:left w:val="none"/>
+          <w:top w:val="none" w:color="000000" w:sz="4" w:space="0"/>
+          <w:left w:val="none" w:color="000000" w:sz="4" w:space="0"/>
           <w:bottom w:val="single" w:color="000000" w:themeColor="accent6" w:themeTint="90" w:sz="4" w:space="0"/>
-          <w:right w:val="none"/>
+          <w:right w:val="none" w:color="000000" w:sz="4" w:space="0"/>
         </w:tcBorders>
       </w:tcPr>
     </w:tblStylePr>
@@ -16107,12 +15965,12 @@
         <w:tblBorders/>
       </w:tblPr>
       <w:tcPr>
-        <w:shd w:color="ffffff"/>
+        <w:shd w:val="clear" w:color="ffffff"/>
         <w:tcBorders>
-          <w:top w:val="none"/>
+          <w:top w:val="none" w:color="000000" w:sz="4" w:space="0"/>
           <w:left w:val="single" w:color="000000" w:themeColor="accent6" w:themeTint="90" w:sz="4" w:space="0"/>
-          <w:bottom w:val="none"/>
-          <w:right w:val="none"/>
+          <w:bottom w:val="none" w:color="000000" w:sz="4" w:space="0"/>
+          <w:right w:val="none" w:color="000000" w:sz="4" w:space="0"/>
         </w:tcBorders>
       </w:tcPr>
     </w:tblStylePr>
@@ -16135,9 +15993,9 @@
         <w:shd w:val="clear" w:color="ffffff" w:themeColor="light1" w:fill="ffffff" w:themeFill="light1"/>
         <w:tcBorders>
           <w:top w:val="single" w:color="000000" w:themeColor="accent6" w:themeTint="90" w:sz="4" w:space="0"/>
-          <w:left w:val="none"/>
-          <w:bottom w:val="none"/>
-          <w:right w:val="none"/>
+          <w:left w:val="none" w:color="000000" w:sz="4" w:space="0"/>
+          <w:bottom w:val="none" w:color="000000" w:sz="4" w:space="0"/>
+          <w:right w:val="none" w:color="000000" w:sz="4" w:space="0"/>
         </w:tcBorders>
       </w:tcPr>
     </w:tblStylePr>
@@ -16207,9 +16065,9 @@
       </w:tcPr>
     </w:tblStylePr>
   </w:style>
-  <w:style w:type="table" w:styleId="68">
+  <w:style w:type="table" w:styleId="774">
     <w:name w:val="List Table 1 Light"/>
-    <w:basedOn w:val="11"/>
+    <w:basedOn w:val="717"/>
     <w:uiPriority w:val="99"/>
     <w:pPr>
       <w:pBdr/>
@@ -16423,9 +16281,9 @@
       </w:tcPr>
     </w:tblStylePr>
   </w:style>
-  <w:style w:type="table" w:styleId="69">
+  <w:style w:type="table" w:styleId="775">
     <w:name w:val="List Table 1 Light - Accent 1"/>
-    <w:basedOn w:val="11"/>
+    <w:basedOn w:val="717"/>
     <w:uiPriority w:val="99"/>
     <w:pPr>
       <w:pBdr/>
@@ -16639,9 +16497,9 @@
       </w:tcPr>
     </w:tblStylePr>
   </w:style>
-  <w:style w:type="table" w:styleId="70">
+  <w:style w:type="table" w:styleId="776">
     <w:name w:val="List Table 1 Light - Accent 2"/>
-    <w:basedOn w:val="11"/>
+    <w:basedOn w:val="717"/>
     <w:uiPriority w:val="99"/>
     <w:pPr>
       <w:pBdr/>
@@ -16855,9 +16713,9 @@
       </w:tcPr>
     </w:tblStylePr>
   </w:style>
-  <w:style w:type="table" w:styleId="71">
+  <w:style w:type="table" w:styleId="777">
     <w:name w:val="List Table 1 Light - Accent 3"/>
-    <w:basedOn w:val="11"/>
+    <w:basedOn w:val="717"/>
     <w:uiPriority w:val="99"/>
     <w:pPr>
       <w:pBdr/>
@@ -17071,9 +16929,9 @@
       </w:tcPr>
     </w:tblStylePr>
   </w:style>
-  <w:style w:type="table" w:styleId="72">
+  <w:style w:type="table" w:styleId="778">
     <w:name w:val="List Table 1 Light - Accent 4"/>
-    <w:basedOn w:val="11"/>
+    <w:basedOn w:val="717"/>
     <w:uiPriority w:val="99"/>
     <w:pPr>
       <w:pBdr/>
@@ -17287,9 +17145,9 @@
       </w:tcPr>
     </w:tblStylePr>
   </w:style>
-  <w:style w:type="table" w:styleId="73">
+  <w:style w:type="table" w:styleId="779">
     <w:name w:val="List Table 1 Light - Accent 5"/>
-    <w:basedOn w:val="11"/>
+    <w:basedOn w:val="717"/>
     <w:uiPriority w:val="99"/>
     <w:pPr>
       <w:pBdr/>
@@ -17503,9 +17361,9 @@
       </w:tcPr>
     </w:tblStylePr>
   </w:style>
-  <w:style w:type="table" w:styleId="74">
+  <w:style w:type="table" w:styleId="780">
     <w:name w:val="List Table 1 Light - Accent 6"/>
-    <w:basedOn w:val="11"/>
+    <w:basedOn w:val="717"/>
     <w:uiPriority w:val="99"/>
     <w:pPr>
       <w:pBdr/>
@@ -17719,9 +17577,9 @@
       </w:tcPr>
     </w:tblStylePr>
   </w:style>
-  <w:style w:type="table" w:styleId="75">
+  <w:style w:type="table" w:styleId="781">
     <w:name w:val="List Table 2"/>
-    <w:basedOn w:val="11"/>
+    <w:basedOn w:val="717"/>
     <w:uiPriority w:val="99"/>
     <w:pPr>
       <w:pBdr/>
@@ -17957,9 +17815,9 @@
       </w:tcPr>
     </w:tblStylePr>
   </w:style>
-  <w:style w:type="table" w:styleId="76">
+  <w:style w:type="table" w:styleId="782">
     <w:name w:val="List Table 2 - Accent 1"/>
-    <w:basedOn w:val="11"/>
+    <w:basedOn w:val="717"/>
     <w:uiPriority w:val="99"/>
     <w:pPr>
       <w:pBdr/>
@@ -18195,9 +18053,9 @@
       </w:tcPr>
     </w:tblStylePr>
   </w:style>
-  <w:style w:type="table" w:styleId="77">
+  <w:style w:type="table" w:styleId="783">
     <w:name w:val="List Table 2 - Accent 2"/>
-    <w:basedOn w:val="11"/>
+    <w:basedOn w:val="717"/>
     <w:uiPriority w:val="99"/>
     <w:pPr>
       <w:pBdr/>
@@ -18433,9 +18291,9 @@
       </w:tcPr>
     </w:tblStylePr>
   </w:style>
-  <w:style w:type="table" w:styleId="78">
+  <w:style w:type="table" w:styleId="784">
     <w:name w:val="List Table 2 - Accent 3"/>
-    <w:basedOn w:val="11"/>
+    <w:basedOn w:val="717"/>
     <w:uiPriority w:val="99"/>
     <w:pPr>
       <w:pBdr/>
@@ -18671,9 +18529,9 @@
       </w:tcPr>
     </w:tblStylePr>
   </w:style>
-  <w:style w:type="table" w:styleId="79">
+  <w:style w:type="table" w:styleId="785">
     <w:name w:val="List Table 2 - Accent 4"/>
-    <w:basedOn w:val="11"/>
+    <w:basedOn w:val="717"/>
     <w:uiPriority w:val="99"/>
     <w:pPr>
       <w:pBdr/>
@@ -18909,9 +18767,9 @@
       </w:tcPr>
     </w:tblStylePr>
   </w:style>
-  <w:style w:type="table" w:styleId="80">
+  <w:style w:type="table" w:styleId="786">
     <w:name w:val="List Table 2 - Accent 5"/>
-    <w:basedOn w:val="11"/>
+    <w:basedOn w:val="717"/>
     <w:uiPriority w:val="99"/>
     <w:pPr>
       <w:pBdr/>
@@ -19147,9 +19005,9 @@
       </w:tcPr>
     </w:tblStylePr>
   </w:style>
-  <w:style w:type="table" w:styleId="81">
+  <w:style w:type="table" w:styleId="787">
     <w:name w:val="List Table 2 - Accent 6"/>
-    <w:basedOn w:val="11"/>
+    <w:basedOn w:val="717"/>
     <w:uiPriority w:val="99"/>
     <w:pPr>
       <w:pBdr/>
@@ -19385,9 +19243,9 @@
       </w:tcPr>
     </w:tblStylePr>
   </w:style>
-  <w:style w:type="table" w:styleId="82">
+  <w:style w:type="table" w:styleId="788">
     <w:name w:val="List Table 3"/>
-    <w:basedOn w:val="11"/>
+    <w:basedOn w:val="717"/>
     <w:uiPriority w:val="99"/>
     <w:pPr>
       <w:pBdr/>
@@ -19613,9 +19471,9 @@
       </w:tcPr>
     </w:tblStylePr>
   </w:style>
-  <w:style w:type="table" w:styleId="83">
+  <w:style w:type="table" w:styleId="789">
     <w:name w:val="List Table 3 - Accent 1"/>
-    <w:basedOn w:val="11"/>
+    <w:basedOn w:val="717"/>
     <w:uiPriority w:val="99"/>
     <w:pPr>
       <w:pBdr/>
@@ -19841,9 +19699,9 @@
       </w:tcPr>
     </w:tblStylePr>
   </w:style>
-  <w:style w:type="table" w:styleId="84">
+  <w:style w:type="table" w:styleId="790">
     <w:name w:val="List Table 3 - Accent 2"/>
-    <w:basedOn w:val="11"/>
+    <w:basedOn w:val="717"/>
     <w:uiPriority w:val="99"/>
     <w:pPr>
       <w:pBdr/>
@@ -20069,9 +19927,9 @@
       </w:tcPr>
     </w:tblStylePr>
   </w:style>
-  <w:style w:type="table" w:styleId="85">
+  <w:style w:type="table" w:styleId="791">
     <w:name w:val="List Table 3 - Accent 3"/>
-    <w:basedOn w:val="11"/>
+    <w:basedOn w:val="717"/>
     <w:uiPriority w:val="99"/>
     <w:pPr>
       <w:pBdr/>
@@ -20297,9 +20155,9 @@
       </w:tcPr>
     </w:tblStylePr>
   </w:style>
-  <w:style w:type="table" w:styleId="86">
+  <w:style w:type="table" w:styleId="792">
     <w:name w:val="List Table 3 - Accent 4"/>
-    <w:basedOn w:val="11"/>
+    <w:basedOn w:val="717"/>
     <w:uiPriority w:val="99"/>
     <w:pPr>
       <w:pBdr/>
@@ -20525,9 +20383,9 @@
       </w:tcPr>
     </w:tblStylePr>
   </w:style>
-  <w:style w:type="table" w:styleId="87">
+  <w:style w:type="table" w:styleId="793">
     <w:name w:val="List Table 3 - Accent 5"/>
-    <w:basedOn w:val="11"/>
+    <w:basedOn w:val="717"/>
     <w:uiPriority w:val="99"/>
     <w:pPr>
       <w:pBdr/>
@@ -20753,9 +20611,9 @@
       </w:tcPr>
     </w:tblStylePr>
   </w:style>
-  <w:style w:type="table" w:styleId="88">
+  <w:style w:type="table" w:styleId="794">
     <w:name w:val="List Table 3 - Accent 6"/>
-    <w:basedOn w:val="11"/>
+    <w:basedOn w:val="717"/>
     <w:uiPriority w:val="99"/>
     <w:pPr>
       <w:pBdr/>
@@ -20981,9 +20839,9 @@
       </w:tcPr>
     </w:tblStylePr>
   </w:style>
-  <w:style w:type="table" w:styleId="89">
+  <w:style w:type="table" w:styleId="795">
     <w:name w:val="List Table 4"/>
-    <w:basedOn w:val="11"/>
+    <w:basedOn w:val="717"/>
     <w:uiPriority w:val="99"/>
     <w:pPr>
       <w:pBdr/>
@@ -21206,9 +21064,9 @@
       </w:tcPr>
     </w:tblStylePr>
   </w:style>
-  <w:style w:type="table" w:styleId="90">
+  <w:style w:type="table" w:styleId="796">
     <w:name w:val="List Table 4 - Accent 1"/>
-    <w:basedOn w:val="11"/>
+    <w:basedOn w:val="717"/>
     <w:uiPriority w:val="99"/>
     <w:pPr>
       <w:pBdr/>
@@ -21431,9 +21289,9 @@
       </w:tcPr>
     </w:tblStylePr>
   </w:style>
-  <w:style w:type="table" w:styleId="91">
+  <w:style w:type="table" w:styleId="797">
     <w:name w:val="List Table 4 - Accent 2"/>
-    <w:basedOn w:val="11"/>
+    <w:basedOn w:val="717"/>
     <w:uiPriority w:val="99"/>
     <w:pPr>
       <w:pBdr/>
@@ -21656,9 +21514,9 @@
       </w:tcPr>
     </w:tblStylePr>
   </w:style>
-  <w:style w:type="table" w:styleId="92">
+  <w:style w:type="table" w:styleId="798">
     <w:name w:val="List Table 4 - Accent 3"/>
-    <w:basedOn w:val="11"/>
+    <w:basedOn w:val="717"/>
     <w:uiPriority w:val="99"/>
     <w:pPr>
       <w:pBdr/>
@@ -21881,9 +21739,9 @@
       </w:tcPr>
     </w:tblStylePr>
   </w:style>
-  <w:style w:type="table" w:styleId="93">
+  <w:style w:type="table" w:styleId="799">
     <w:name w:val="List Table 4 - Accent 4"/>
-    <w:basedOn w:val="11"/>
+    <w:basedOn w:val="717"/>
     <w:uiPriority w:val="99"/>
     <w:pPr>
       <w:pBdr/>
@@ -22106,9 +21964,9 @@
       </w:tcPr>
     </w:tblStylePr>
   </w:style>
-  <w:style w:type="table" w:styleId="94">
+  <w:style w:type="table" w:styleId="800">
     <w:name w:val="List Table 4 - Accent 5"/>
-    <w:basedOn w:val="11"/>
+    <w:basedOn w:val="717"/>
     <w:uiPriority w:val="99"/>
     <w:pPr>
       <w:pBdr/>
@@ -22331,9 +22189,9 @@
       </w:tcPr>
     </w:tblStylePr>
   </w:style>
-  <w:style w:type="table" w:styleId="95">
+  <w:style w:type="table" w:styleId="801">
     <w:name w:val="List Table 4 - Accent 6"/>
-    <w:basedOn w:val="11"/>
+    <w:basedOn w:val="717"/>
     <w:uiPriority w:val="99"/>
     <w:pPr>
       <w:pBdr/>
@@ -22556,9 +22414,9 @@
       </w:tcPr>
     </w:tblStylePr>
   </w:style>
-  <w:style w:type="table" w:styleId="96">
+  <w:style w:type="table" w:styleId="802">
     <w:name w:val="List Table 5 Dark"/>
-    <w:basedOn w:val="11"/>
+    <w:basedOn w:val="717"/>
     <w:uiPriority w:val="99"/>
     <w:pPr>
       <w:pBdr/>
@@ -22798,9 +22656,9 @@
       </w:tcPr>
     </w:tblStylePr>
   </w:style>
-  <w:style w:type="table" w:styleId="97">
+  <w:style w:type="table" w:styleId="803">
     <w:name w:val="List Table 5 Dark - Accent 1"/>
-    <w:basedOn w:val="11"/>
+    <w:basedOn w:val="717"/>
     <w:uiPriority w:val="99"/>
     <w:pPr>
       <w:pBdr/>
@@ -23040,9 +22898,9 @@
       </w:tcPr>
     </w:tblStylePr>
   </w:style>
-  <w:style w:type="table" w:styleId="98">
+  <w:style w:type="table" w:styleId="804">
     <w:name w:val="List Table 5 Dark - Accent 2"/>
-    <w:basedOn w:val="11"/>
+    <w:basedOn w:val="717"/>
     <w:uiPriority w:val="99"/>
     <w:pPr>
       <w:pBdr/>
@@ -23282,9 +23140,9 @@
       </w:tcPr>
     </w:tblStylePr>
   </w:style>
-  <w:style w:type="table" w:styleId="99">
+  <w:style w:type="table" w:styleId="805">
     <w:name w:val="List Table 5 Dark - Accent 3"/>
-    <w:basedOn w:val="11"/>
+    <w:basedOn w:val="717"/>
     <w:uiPriority w:val="99"/>
     <w:pPr>
       <w:pBdr/>
@@ -23524,9 +23382,9 @@
       </w:tcPr>
     </w:tblStylePr>
   </w:style>
-  <w:style w:type="table" w:styleId="100">
+  <w:style w:type="table" w:styleId="806">
     <w:name w:val="List Table 5 Dark - Accent 4"/>
-    <w:basedOn w:val="11"/>
+    <w:basedOn w:val="717"/>
     <w:uiPriority w:val="99"/>
     <w:pPr>
       <w:pBdr/>
@@ -23766,9 +23624,9 @@
       </w:tcPr>
     </w:tblStylePr>
   </w:style>
-  <w:style w:type="table" w:styleId="101">
+  <w:style w:type="table" w:styleId="807">
     <w:name w:val="List Table 5 Dark - Accent 5"/>
-    <w:basedOn w:val="11"/>
+    <w:basedOn w:val="717"/>
     <w:uiPriority w:val="99"/>
     <w:pPr>
       <w:pBdr/>
@@ -24008,9 +23866,9 @@
       </w:tcPr>
     </w:tblStylePr>
   </w:style>
-  <w:style w:type="table" w:styleId="102">
+  <w:style w:type="table" w:styleId="808">
     <w:name w:val="List Table 5 Dark - Accent 6"/>
-    <w:basedOn w:val="11"/>
+    <w:basedOn w:val="717"/>
     <w:uiPriority w:val="99"/>
     <w:pPr>
       <w:pBdr/>
@@ -24250,9 +24108,9 @@
       </w:tcPr>
     </w:tblStylePr>
   </w:style>
-  <w:style w:type="table" w:styleId="103">
+  <w:style w:type="table" w:styleId="809">
     <w:name w:val="List Table 6 Colorful"/>
-    <w:basedOn w:val="11"/>
+    <w:basedOn w:val="717"/>
     <w:uiPriority w:val="99"/>
     <w:pPr>
       <w:pBdr/>
@@ -24473,9 +24331,9 @@
       </w:tcPr>
     </w:tblStylePr>
   </w:style>
-  <w:style w:type="table" w:styleId="104">
+  <w:style w:type="table" w:styleId="810">
     <w:name w:val="List Table 6 Colorful - Accent 1"/>
-    <w:basedOn w:val="11"/>
+    <w:basedOn w:val="717"/>
     <w:uiPriority w:val="99"/>
     <w:pPr>
       <w:pBdr/>
@@ -24696,9 +24554,9 @@
       </w:tcPr>
     </w:tblStylePr>
   </w:style>
-  <w:style w:type="table" w:styleId="105">
+  <w:style w:type="table" w:styleId="811">
     <w:name w:val="List Table 6 Colorful - Accent 2"/>
-    <w:basedOn w:val="11"/>
+    <w:basedOn w:val="717"/>
     <w:uiPriority w:val="99"/>
     <w:pPr>
       <w:pBdr/>
@@ -24919,9 +24777,9 @@
       </w:tcPr>
     </w:tblStylePr>
   </w:style>
-  <w:style w:type="table" w:styleId="106">
+  <w:style w:type="table" w:styleId="812">
     <w:name w:val="List Table 6 Colorful - Accent 3"/>
-    <w:basedOn w:val="11"/>
+    <w:basedOn w:val="717"/>
     <w:uiPriority w:val="99"/>
     <w:pPr>
       <w:pBdr/>
@@ -25142,9 +25000,9 @@
       </w:tcPr>
     </w:tblStylePr>
   </w:style>
-  <w:style w:type="table" w:styleId="107">
+  <w:style w:type="table" w:styleId="813">
     <w:name w:val="List Table 6 Colorful - Accent 4"/>
-    <w:basedOn w:val="11"/>
+    <w:basedOn w:val="717"/>
     <w:uiPriority w:val="99"/>
     <w:pPr>
       <w:pBdr/>
@@ -25365,9 +25223,9 @@
       </w:tcPr>
     </w:tblStylePr>
   </w:style>
-  <w:style w:type="table" w:styleId="108">
+  <w:style w:type="table" w:styleId="814">
     <w:name w:val="List Table 6 Colorful - Accent 5"/>
-    <w:basedOn w:val="11"/>
+    <w:basedOn w:val="717"/>
     <w:uiPriority w:val="99"/>
     <w:pPr>
       <w:pBdr/>
@@ -25588,9 +25446,9 @@
       </w:tcPr>
     </w:tblStylePr>
   </w:style>
-  <w:style w:type="table" w:styleId="109">
+  <w:style w:type="table" w:styleId="815">
     <w:name w:val="List Table 6 Colorful - Accent 6"/>
-    <w:basedOn w:val="11"/>
+    <w:basedOn w:val="717"/>
     <w:uiPriority w:val="99"/>
     <w:pPr>
       <w:pBdr/>
@@ -25811,9 +25669,9 @@
       </w:tcPr>
     </w:tblStylePr>
   </w:style>
-  <w:style w:type="table" w:styleId="110">
+  <w:style w:type="table" w:styleId="816">
     <w:name w:val="List Table 7 Colorful"/>
-    <w:basedOn w:val="11"/>
+    <w:basedOn w:val="717"/>
     <w:uiPriority w:val="99"/>
     <w:pPr>
       <w:pBdr/>
@@ -25912,11 +25770,11 @@
         <w:tblBorders/>
       </w:tblPr>
       <w:tcPr>
-        <w:shd w:color="ffffff"/>
+        <w:shd w:val="clear" w:color="ffffff"/>
         <w:tcBorders>
-          <w:top w:val="none"/>
-          <w:left w:val="none"/>
-          <w:bottom w:val="none"/>
+          <w:top w:val="none" w:color="000000" w:sz="4" w:space="0"/>
+          <w:left w:val="none" w:color="000000" w:sz="4" w:space="0"/>
+          <w:bottom w:val="none" w:color="000000" w:sz="4" w:space="0"/>
           <w:right w:val="single" w:color="000000" w:themeColor="text1" w:themeTint="80" w:sz="4" w:space="0"/>
         </w:tcBorders>
       </w:tcPr>
@@ -25939,10 +25797,10 @@
       <w:tcPr>
         <w:shd w:val="clear" w:color="ffffff" w:themeColor="light1" w:fill="ffffff" w:themeFill="light1"/>
         <w:tcBorders>
-          <w:top w:val="none"/>
-          <w:left w:val="none"/>
+          <w:top w:val="none" w:color="000000" w:sz="4" w:space="0"/>
+          <w:left w:val="none" w:color="000000" w:sz="4" w:space="0"/>
           <w:bottom w:val="single" w:color="000000" w:themeColor="text1" w:themeTint="80" w:sz="4" w:space="0"/>
-          <w:right w:val="none"/>
+          <w:right w:val="none" w:color="000000" w:sz="4" w:space="0"/>
         </w:tcBorders>
       </w:tcPr>
     </w:tblStylePr>
@@ -25962,12 +25820,12 @@
         <w:tblBorders/>
       </w:tblPr>
       <w:tcPr>
-        <w:shd w:color="ffffff"/>
+        <w:shd w:val="clear" w:color="ffffff"/>
         <w:tcBorders>
-          <w:top w:val="none"/>
+          <w:top w:val="none" w:color="000000" w:sz="4" w:space="0"/>
           <w:left w:val="single" w:color="000000" w:themeColor="text1" w:themeTint="80" w:sz="4" w:space="0"/>
-          <w:bottom w:val="none"/>
-          <w:right w:val="none"/>
+          <w:bottom w:val="none" w:color="000000" w:sz="4" w:space="0"/>
+          <w:right w:val="none" w:color="000000" w:sz="4" w:space="0"/>
         </w:tcBorders>
       </w:tcPr>
     </w:tblStylePr>
@@ -25990,9 +25848,9 @@
         <w:shd w:val="clear" w:color="ffffff" w:themeColor="light1" w:fill="ffffff" w:themeFill="light1"/>
         <w:tcBorders>
           <w:top w:val="single" w:color="000000" w:themeColor="text1" w:themeTint="80" w:sz="4" w:space="0"/>
-          <w:left w:val="none"/>
-          <w:bottom w:val="none"/>
-          <w:right w:val="none"/>
+          <w:left w:val="none" w:color="000000" w:sz="4" w:space="0"/>
+          <w:bottom w:val="none" w:color="000000" w:sz="4" w:space="0"/>
+          <w:right w:val="none" w:color="000000" w:sz="4" w:space="0"/>
         </w:tcBorders>
       </w:tcPr>
     </w:tblStylePr>
@@ -26067,9 +25925,9 @@
       </w:tcPr>
     </w:tblStylePr>
   </w:style>
-  <w:style w:type="table" w:styleId="111">
+  <w:style w:type="table" w:styleId="817">
     <w:name w:val="List Table 7 Colorful - Accent 1"/>
-    <w:basedOn w:val="11"/>
+    <w:basedOn w:val="717"/>
     <w:uiPriority w:val="99"/>
     <w:pPr>
       <w:pBdr/>
@@ -26168,11 +26026,11 @@
         <w:tblBorders/>
       </w:tblPr>
       <w:tcPr>
-        <w:shd w:color="ffffff"/>
+        <w:shd w:val="clear" w:color="ffffff"/>
         <w:tcBorders>
-          <w:top w:val="none"/>
-          <w:left w:val="none"/>
-          <w:bottom w:val="none"/>
+          <w:top w:val="none" w:color="000000" w:sz="4" w:space="0"/>
+          <w:left w:val="none" w:color="000000" w:sz="4" w:space="0"/>
+          <w:bottom w:val="none" w:color="000000" w:sz="4" w:space="0"/>
           <w:right w:val="single" w:color="000000" w:themeColor="accent1" w:sz="4" w:space="0"/>
         </w:tcBorders>
       </w:tcPr>
@@ -26195,10 +26053,10 @@
       <w:tcPr>
         <w:shd w:val="clear" w:color="ffffff" w:themeColor="light1" w:fill="ffffff" w:themeFill="light1"/>
         <w:tcBorders>
-          <w:top w:val="none"/>
-          <w:left w:val="none"/>
+          <w:top w:val="none" w:color="000000" w:sz="4" w:space="0"/>
+          <w:left w:val="none" w:color="000000" w:sz="4" w:space="0"/>
           <w:bottom w:val="single" w:color="000000" w:themeColor="accent1" w:sz="4" w:space="0"/>
-          <w:right w:val="none"/>
+          <w:right w:val="none" w:color="000000" w:sz="4" w:space="0"/>
         </w:tcBorders>
       </w:tcPr>
     </w:tblStylePr>
@@ -26218,12 +26076,12 @@
         <w:tblBorders/>
       </w:tblPr>
       <w:tcPr>
-        <w:shd w:color="ffffff"/>
+        <w:shd w:val="clear" w:color="ffffff"/>
         <w:tcBorders>
-          <w:top w:val="none"/>
+          <w:top w:val="none" w:color="000000" w:sz="4" w:space="0"/>
           <w:left w:val="single" w:color="000000" w:themeColor="accent1" w:sz="4" w:space="0"/>
-          <w:bottom w:val="none"/>
-          <w:right w:val="none"/>
+          <w:bottom w:val="none" w:color="000000" w:sz="4" w:space="0"/>
+          <w:right w:val="none" w:color="000000" w:sz="4" w:space="0"/>
         </w:tcBorders>
       </w:tcPr>
     </w:tblStylePr>
@@ -26246,9 +26104,9 @@
         <w:shd w:val="clear" w:color="ffffff" w:themeColor="light1" w:fill="ffffff" w:themeFill="light1"/>
         <w:tcBorders>
           <w:top w:val="single" w:color="000000" w:themeColor="accent1" w:sz="4" w:space="0"/>
-          <w:left w:val="none"/>
-          <w:bottom w:val="none"/>
-          <w:right w:val="none"/>
+          <w:left w:val="none" w:color="000000" w:sz="4" w:space="0"/>
+          <w:bottom w:val="none" w:color="000000" w:sz="4" w:space="0"/>
+          <w:right w:val="none" w:color="000000" w:sz="4" w:space="0"/>
         </w:tcBorders>
       </w:tcPr>
     </w:tblStylePr>
@@ -26323,9 +26181,9 @@
       </w:tcPr>
     </w:tblStylePr>
   </w:style>
-  <w:style w:type="table" w:styleId="112">
+  <w:style w:type="table" w:styleId="818">
     <w:name w:val="List Table 7 Colorful - Accent 2"/>
-    <w:basedOn w:val="11"/>
+    <w:basedOn w:val="717"/>
     <w:uiPriority w:val="99"/>
     <w:pPr>
       <w:pBdr/>
@@ -26424,11 +26282,11 @@
         <w:tblBorders/>
       </w:tblPr>
       <w:tcPr>
-        <w:shd w:color="ffffff"/>
+        <w:shd w:val="clear" w:color="ffffff"/>
         <w:tcBorders>
-          <w:top w:val="none"/>
-          <w:left w:val="none"/>
-          <w:bottom w:val="none"/>
+          <w:top w:val="none" w:color="000000" w:sz="4" w:space="0"/>
+          <w:left w:val="none" w:color="000000" w:sz="4" w:space="0"/>
+          <w:bottom w:val="none" w:color="000000" w:sz="4" w:space="0"/>
           <w:right w:val="single" w:color="000000" w:themeColor="accent2" w:themeTint="97" w:sz="4" w:space="0"/>
         </w:tcBorders>
       </w:tcPr>
@@ -26451,10 +26309,10 @@
       <w:tcPr>
         <w:shd w:val="clear" w:color="ffffff" w:themeColor="light1" w:fill="ffffff" w:themeFill="light1"/>
         <w:tcBorders>
-          <w:top w:val="none"/>
-          <w:left w:val="none"/>
+          <w:top w:val="none" w:color="000000" w:sz="4" w:space="0"/>
+          <w:left w:val="none" w:color="000000" w:sz="4" w:space="0"/>
           <w:bottom w:val="single" w:color="000000" w:themeColor="accent2" w:themeTint="97" w:sz="4" w:space="0"/>
-          <w:right w:val="none"/>
+          <w:right w:val="none" w:color="000000" w:sz="4" w:space="0"/>
         </w:tcBorders>
       </w:tcPr>
     </w:tblStylePr>
@@ -26474,12 +26332,12 @@
         <w:tblBorders/>
       </w:tblPr>
       <w:tcPr>
-        <w:shd w:color="ffffff"/>
+        <w:shd w:val="clear" w:color="ffffff"/>
         <w:tcBorders>
-          <w:top w:val="none"/>
+          <w:top w:val="none" w:color="000000" w:sz="4" w:space="0"/>
           <w:left w:val="single" w:color="000000" w:themeColor="accent2" w:themeTint="97" w:sz="4" w:space="0"/>
-          <w:bottom w:val="none"/>
-          <w:right w:val="none"/>
+          <w:bottom w:val="none" w:color="000000" w:sz="4" w:space="0"/>
+          <w:right w:val="none" w:color="000000" w:sz="4" w:space="0"/>
         </w:tcBorders>
       </w:tcPr>
     </w:tblStylePr>
@@ -26502,9 +26360,9 @@
         <w:shd w:val="clear" w:color="ffffff" w:themeColor="light1" w:fill="ffffff" w:themeFill="light1"/>
         <w:tcBorders>
           <w:top w:val="single" w:color="000000" w:themeColor="accent2" w:themeTint="97" w:sz="4" w:space="0"/>
-          <w:left w:val="none"/>
-          <w:bottom w:val="none"/>
-          <w:right w:val="none"/>
+          <w:left w:val="none" w:color="000000" w:sz="4" w:space="0"/>
+          <w:bottom w:val="none" w:color="000000" w:sz="4" w:space="0"/>
+          <w:right w:val="none" w:color="000000" w:sz="4" w:space="0"/>
         </w:tcBorders>
       </w:tcPr>
     </w:tblStylePr>
@@ -26579,9 +26437,9 @@
       </w:tcPr>
     </w:tblStylePr>
   </w:style>
-  <w:style w:type="table" w:styleId="113">
+  <w:style w:type="table" w:styleId="819">
     <w:name w:val="List Table 7 Colorful - Accent 3"/>
-    <w:basedOn w:val="11"/>
+    <w:basedOn w:val="717"/>
     <w:uiPriority w:val="99"/>
     <w:pPr>
       <w:pBdr/>
@@ -26680,11 +26538,11 @@
         <w:tblBorders/>
       </w:tblPr>
       <w:tcPr>
-        <w:shd w:color="ffffff"/>
+        <w:shd w:val="clear" w:color="ffffff"/>
         <w:tcBorders>
-          <w:top w:val="none"/>
-          <w:left w:val="none"/>
-          <w:bottom w:val="none"/>
+          <w:top w:val="none" w:color="000000" w:sz="4" w:space="0"/>
+          <w:left w:val="none" w:color="000000" w:sz="4" w:space="0"/>
+          <w:bottom w:val="none" w:color="000000" w:sz="4" w:space="0"/>
           <w:right w:val="single" w:color="000000" w:themeColor="accent3" w:themeTint="98" w:sz="4" w:space="0"/>
         </w:tcBorders>
       </w:tcPr>
@@ -26707,10 +26565,10 @@
       <w:tcPr>
         <w:shd w:val="clear" w:color="ffffff" w:themeColor="light1" w:fill="ffffff" w:themeFill="light1"/>
         <w:tcBorders>
-          <w:top w:val="none"/>
-          <w:left w:val="none"/>
+          <w:top w:val="none" w:color="000000" w:sz="4" w:space="0"/>
+          <w:left w:val="none" w:color="000000" w:sz="4" w:space="0"/>
           <w:bottom w:val="single" w:color="000000" w:themeColor="accent3" w:themeTint="98" w:sz="4" w:space="0"/>
-          <w:right w:val="none"/>
+          <w:right w:val="none" w:color="000000" w:sz="4" w:space="0"/>
         </w:tcBorders>
       </w:tcPr>
     </w:tblStylePr>
@@ -26730,12 +26588,12 @@
         <w:tblBorders/>
       </w:tblPr>
       <w:tcPr>
-        <w:shd w:color="ffffff"/>
+        <w:shd w:val="clear" w:color="ffffff"/>
         <w:tcBorders>
-          <w:top w:val="none"/>
+          <w:top w:val="none" w:color="000000" w:sz="4" w:space="0"/>
           <w:left w:val="single" w:color="000000" w:themeColor="accent3" w:themeTint="98" w:sz="4" w:space="0"/>
-          <w:bottom w:val="none"/>
-          <w:right w:val="none"/>
+          <w:bottom w:val="none" w:color="000000" w:sz="4" w:space="0"/>
+          <w:right w:val="none" w:color="000000" w:sz="4" w:space="0"/>
         </w:tcBorders>
       </w:tcPr>
     </w:tblStylePr>
@@ -26758,9 +26616,9 @@
         <w:shd w:val="clear" w:color="ffffff" w:themeColor="light1" w:fill="ffffff" w:themeFill="light1"/>
         <w:tcBorders>
           <w:top w:val="single" w:color="000000" w:themeColor="accent3" w:themeTint="98" w:sz="4" w:space="0"/>
-          <w:left w:val="none"/>
-          <w:bottom w:val="none"/>
-          <w:right w:val="none"/>
+          <w:left w:val="none" w:color="000000" w:sz="4" w:space="0"/>
+          <w:bottom w:val="none" w:color="000000" w:sz="4" w:space="0"/>
+          <w:right w:val="none" w:color="000000" w:sz="4" w:space="0"/>
         </w:tcBorders>
       </w:tcPr>
     </w:tblStylePr>
@@ -26835,9 +26693,9 @@
       </w:tcPr>
     </w:tblStylePr>
   </w:style>
-  <w:style w:type="table" w:styleId="114">
+  <w:style w:type="table" w:styleId="820">
     <w:name w:val="List Table 7 Colorful - Accent 4"/>
-    <w:basedOn w:val="11"/>
+    <w:basedOn w:val="717"/>
     <w:uiPriority w:val="99"/>
     <w:pPr>
       <w:pBdr/>
@@ -26936,11 +26794,11 @@
         <w:tblBorders/>
       </w:tblPr>
       <w:tcPr>
-        <w:shd w:color="ffffff"/>
+        <w:shd w:val="clear" w:color="ffffff"/>
         <w:tcBorders>
-          <w:top w:val="none"/>
-          <w:left w:val="none"/>
-          <w:bottom w:val="none"/>
+          <w:top w:val="none" w:color="000000" w:sz="4" w:space="0"/>
+          <w:left w:val="none" w:color="000000" w:sz="4" w:space="0"/>
+          <w:bottom w:val="none" w:color="000000" w:sz="4" w:space="0"/>
           <w:right w:val="single" w:color="000000" w:themeColor="accent4" w:themeTint="9A" w:sz="4" w:space="0"/>
         </w:tcBorders>
       </w:tcPr>
@@ -26963,10 +26821,10 @@
       <w:tcPr>
         <w:shd w:val="clear" w:color="ffffff" w:themeColor="light1" w:fill="ffffff" w:themeFill="light1"/>
         <w:tcBorders>
-          <w:top w:val="none"/>
-          <w:left w:val="none"/>
+          <w:top w:val="none" w:color="000000" w:sz="4" w:space="0"/>
+          <w:left w:val="none" w:color="000000" w:sz="4" w:space="0"/>
           <w:bottom w:val="single" w:color="000000" w:themeColor="accent4" w:themeTint="9A" w:sz="4" w:space="0"/>
-          <w:right w:val="none"/>
+          <w:right w:val="none" w:color="000000" w:sz="4" w:space="0"/>
         </w:tcBorders>
       </w:tcPr>
     </w:tblStylePr>
@@ -26986,12 +26844,12 @@
         <w:tblBorders/>
       </w:tblPr>
       <w:tcPr>
-        <w:shd w:color="ffffff"/>
+        <w:shd w:val="clear" w:color="ffffff"/>
         <w:tcBorders>
-          <w:top w:val="none"/>
+          <w:top w:val="none" w:color="000000" w:sz="4" w:space="0"/>
           <w:left w:val="single" w:color="000000" w:themeColor="accent4" w:themeTint="9A" w:sz="4" w:space="0"/>
-          <w:bottom w:val="none"/>
-          <w:right w:val="none"/>
+          <w:bottom w:val="none" w:color="000000" w:sz="4" w:space="0"/>
+          <w:right w:val="none" w:color="000000" w:sz="4" w:space="0"/>
         </w:tcBorders>
       </w:tcPr>
     </w:tblStylePr>
@@ -27014,9 +26872,9 @@
         <w:shd w:val="clear" w:color="ffffff" w:themeColor="light1" w:fill="ffffff" w:themeFill="light1"/>
         <w:tcBorders>
           <w:top w:val="single" w:color="000000" w:themeColor="accent4" w:themeTint="9A" w:sz="4" w:space="0"/>
-          <w:left w:val="none"/>
-          <w:bottom w:val="none"/>
-          <w:right w:val="none"/>
+          <w:left w:val="none" w:color="000000" w:sz="4" w:space="0"/>
+          <w:bottom w:val="none" w:color="000000" w:sz="4" w:space="0"/>
+          <w:right w:val="none" w:color="000000" w:sz="4" w:space="0"/>
         </w:tcBorders>
       </w:tcPr>
     </w:tblStylePr>
@@ -27091,9 +26949,9 @@
       </w:tcPr>
     </w:tblStylePr>
   </w:style>
-  <w:style w:type="table" w:styleId="115">
+  <w:style w:type="table" w:styleId="821">
     <w:name w:val="List Table 7 Colorful - Accent 5"/>
-    <w:basedOn w:val="11"/>
+    <w:basedOn w:val="717"/>
     <w:uiPriority w:val="99"/>
     <w:pPr>
       <w:pBdr/>
@@ -27192,11 +27050,11 @@
         <w:tblBorders/>
       </w:tblPr>
       <w:tcPr>
-        <w:shd w:color="ffffff"/>
+        <w:shd w:val="clear" w:color="ffffff"/>
         <w:tcBorders>
-          <w:top w:val="none"/>
-          <w:left w:val="none"/>
-          <w:bottom w:val="none"/>
+          <w:top w:val="none" w:color="000000" w:sz="4" w:space="0"/>
+          <w:left w:val="none" w:color="000000" w:sz="4" w:space="0"/>
+          <w:bottom w:val="none" w:color="000000" w:sz="4" w:space="0"/>
           <w:right w:val="single" w:color="000000" w:themeColor="accent5" w:themeTint="9A" w:sz="4" w:space="0"/>
         </w:tcBorders>
       </w:tcPr>
@@ -27219,10 +27077,10 @@
       <w:tcPr>
         <w:shd w:val="clear" w:color="ffffff" w:themeColor="light1" w:fill="ffffff" w:themeFill="light1"/>
         <w:tcBorders>
-          <w:top w:val="none"/>
-          <w:left w:val="none"/>
+          <w:top w:val="none" w:color="000000" w:sz="4" w:space="0"/>
+          <w:left w:val="none" w:color="000000" w:sz="4" w:space="0"/>
           <w:bottom w:val="single" w:color="000000" w:themeColor="accent5" w:themeTint="9A" w:sz="4" w:space="0"/>
-          <w:right w:val="none"/>
+          <w:right w:val="none" w:color="000000" w:sz="4" w:space="0"/>
         </w:tcBorders>
       </w:tcPr>
     </w:tblStylePr>
@@ -27242,12 +27100,12 @@
         <w:tblBorders/>
       </w:tblPr>
       <w:tcPr>
-        <w:shd w:color="ffffff"/>
+        <w:shd w:val="clear" w:color="ffffff"/>
         <w:tcBorders>
-          <w:top w:val="none"/>
+          <w:top w:val="none" w:color="000000" w:sz="4" w:space="0"/>
           <w:left w:val="single" w:color="000000" w:themeColor="accent5" w:themeTint="9A" w:sz="4" w:space="0"/>
-          <w:bottom w:val="none"/>
-          <w:right w:val="none"/>
+          <w:bottom w:val="none" w:color="000000" w:sz="4" w:space="0"/>
+          <w:right w:val="none" w:color="000000" w:sz="4" w:space="0"/>
         </w:tcBorders>
       </w:tcPr>
     </w:tblStylePr>
@@ -27270,9 +27128,9 @@
         <w:shd w:val="clear" w:color="ffffff" w:themeColor="light1" w:fill="ffffff" w:themeFill="light1"/>
         <w:tcBorders>
           <w:top w:val="single" w:color="000000" w:themeColor="accent5" w:themeTint="9A" w:sz="4" w:space="0"/>
-          <w:left w:val="none"/>
-          <w:bottom w:val="none"/>
-          <w:right w:val="none"/>
+          <w:left w:val="none" w:color="000000" w:sz="4" w:space="0"/>
+          <w:bottom w:val="none" w:color="000000" w:sz="4" w:space="0"/>
+          <w:right w:val="none" w:color="000000" w:sz="4" w:space="0"/>
         </w:tcBorders>
       </w:tcPr>
     </w:tblStylePr>
@@ -27347,9 +27205,9 @@
       </w:tcPr>
     </w:tblStylePr>
   </w:style>
-  <w:style w:type="table" w:styleId="116">
+  <w:style w:type="table" w:styleId="822">
     <w:name w:val="List Table 7 Colorful - Accent 6"/>
-    <w:basedOn w:val="11"/>
+    <w:basedOn w:val="717"/>
     <w:uiPriority w:val="99"/>
     <w:pPr>
       <w:pBdr/>
@@ -27448,11 +27306,11 @@
         <w:tblBorders/>
       </w:tblPr>
       <w:tcPr>
-        <w:shd w:color="ffffff"/>
+        <w:shd w:val="clear" w:color="ffffff"/>
         <w:tcBorders>
-          <w:top w:val="none"/>
-          <w:left w:val="none"/>
-          <w:bottom w:val="none"/>
+          <w:top w:val="none" w:color="000000" w:sz="4" w:space="0"/>
+          <w:left w:val="none" w:color="000000" w:sz="4" w:space="0"/>
+          <w:bottom w:val="none" w:color="000000" w:sz="4" w:space="0"/>
           <w:right w:val="single" w:color="000000" w:themeColor="accent6" w:themeTint="98" w:sz="4" w:space="0"/>
         </w:tcBorders>
       </w:tcPr>
@@ -27475,10 +27333,10 @@
       <w:tcPr>
         <w:shd w:val="clear" w:color="ffffff" w:themeColor="light1" w:fill="ffffff" w:themeFill="light1"/>
         <w:tcBorders>
-          <w:top w:val="none"/>
-          <w:left w:val="none"/>
+          <w:top w:val="none" w:color="000000" w:sz="4" w:space="0"/>
+          <w:left w:val="none" w:color="000000" w:sz="4" w:space="0"/>
           <w:bottom w:val="single" w:color="000000" w:themeColor="accent6" w:themeTint="98" w:sz="4" w:space="0"/>
-          <w:right w:val="none"/>
+          <w:right w:val="none" w:color="000000" w:sz="4" w:space="0"/>
         </w:tcBorders>
       </w:tcPr>
     </w:tblStylePr>
@@ -27498,12 +27356,12 @@
         <w:tblBorders/>
       </w:tblPr>
       <w:tcPr>
-        <w:shd w:color="ffffff"/>
+        <w:shd w:val="clear" w:color="ffffff"/>
         <w:tcBorders>
-          <w:top w:val="none"/>
+          <w:top w:val="none" w:color="000000" w:sz="4" w:space="0"/>
           <w:left w:val="single" w:color="000000" w:themeColor="accent6" w:themeTint="98" w:sz="4" w:space="0"/>
-          <w:bottom w:val="none"/>
-          <w:right w:val="none"/>
+          <w:bottom w:val="none" w:color="000000" w:sz="4" w:space="0"/>
+          <w:right w:val="none" w:color="000000" w:sz="4" w:space="0"/>
         </w:tcBorders>
       </w:tcPr>
     </w:tblStylePr>
@@ -27526,9 +27384,9 @@
         <w:shd w:val="clear" w:color="ffffff" w:themeColor="light1" w:fill="ffffff" w:themeFill="light1"/>
         <w:tcBorders>
           <w:top w:val="single" w:color="000000" w:themeColor="accent6" w:themeTint="98" w:sz="4" w:space="0"/>
-          <w:left w:val="none"/>
-          <w:bottom w:val="none"/>
-          <w:right w:val="none"/>
+          <w:left w:val="none" w:color="000000" w:sz="4" w:space="0"/>
+          <w:bottom w:val="none" w:color="000000" w:sz="4" w:space="0"/>
+          <w:right w:val="none" w:color="000000" w:sz="4" w:space="0"/>
         </w:tcBorders>
       </w:tcPr>
     </w:tblStylePr>
@@ -27603,9 +27461,9 @@
       </w:tcPr>
     </w:tblStylePr>
   </w:style>
-  <w:style w:type="table" w:styleId="117">
+  <w:style w:type="table" w:styleId="823">
     <w:name w:val="Lined - Accent"/>
-    <w:basedOn w:val="11"/>
+    <w:basedOn w:val="717"/>
     <w:uiPriority w:val="99"/>
     <w:pPr>
       <w:pBdr/>
@@ -27840,9 +27698,9 @@
       </w:tcPr>
     </w:tblStylePr>
   </w:style>
-  <w:style w:type="table" w:styleId="118">
+  <w:style w:type="table" w:styleId="824">
     <w:name w:val="Lined - Accent 1"/>
-    <w:basedOn w:val="11"/>
+    <w:basedOn w:val="717"/>
     <w:uiPriority w:val="99"/>
     <w:pPr>
       <w:pBdr/>
@@ -28077,9 +27935,9 @@
       </w:tcPr>
     </w:tblStylePr>
   </w:style>
-  <w:style w:type="table" w:styleId="119">
+  <w:style w:type="table" w:styleId="825">
     <w:name w:val="Lined - Accent 2"/>
-    <w:basedOn w:val="11"/>
+    <w:basedOn w:val="717"/>
     <w:uiPriority w:val="99"/>
     <w:pPr>
       <w:pBdr/>
@@ -28314,9 +28172,9 @@
       </w:tcPr>
     </w:tblStylePr>
   </w:style>
-  <w:style w:type="table" w:styleId="120">
+  <w:style w:type="table" w:styleId="826">
     <w:name w:val="Lined - Accent 3"/>
-    <w:basedOn w:val="11"/>
+    <w:basedOn w:val="717"/>
     <w:uiPriority w:val="99"/>
     <w:pPr>
       <w:pBdr/>
@@ -28551,9 +28409,9 @@
       </w:tcPr>
     </w:tblStylePr>
   </w:style>
-  <w:style w:type="table" w:styleId="121">
+  <w:style w:type="table" w:styleId="827">
     <w:name w:val="Lined - Accent 4"/>
-    <w:basedOn w:val="11"/>
+    <w:basedOn w:val="717"/>
     <w:uiPriority w:val="99"/>
     <w:pPr>
       <w:pBdr/>
@@ -28788,9 +28646,9 @@
       </w:tcPr>
     </w:tblStylePr>
   </w:style>
-  <w:style w:type="table" w:styleId="122">
+  <w:style w:type="table" w:styleId="828">
     <w:name w:val="Lined - Accent 5"/>
-    <w:basedOn w:val="11"/>
+    <w:basedOn w:val="717"/>
     <w:uiPriority w:val="99"/>
     <w:pPr>
       <w:pBdr/>
@@ -29025,9 +28883,9 @@
       </w:tcPr>
     </w:tblStylePr>
   </w:style>
-  <w:style w:type="table" w:styleId="123">
+  <w:style w:type="table" w:styleId="829">
     <w:name w:val="Lined - Accent 6"/>
-    <w:basedOn w:val="11"/>
+    <w:basedOn w:val="717"/>
     <w:uiPriority w:val="99"/>
     <w:pPr>
       <w:pBdr/>
@@ -29262,9 +29120,9 @@
       </w:tcPr>
     </w:tblStylePr>
   </w:style>
-  <w:style w:type="table" w:styleId="124">
+  <w:style w:type="table" w:styleId="830">
     <w:name w:val="Bordered &amp; Lined - Accent"/>
-    <w:basedOn w:val="11"/>
+    <w:basedOn w:val="717"/>
     <w:uiPriority w:val="99"/>
     <w:pPr>
       <w:pBdr/>
@@ -29506,9 +29364,9 @@
       </w:tcPr>
     </w:tblStylePr>
   </w:style>
-  <w:style w:type="table" w:styleId="125">
+  <w:style w:type="table" w:styleId="831">
     <w:name w:val="Bordered &amp; Lined - Accent 1"/>
-    <w:basedOn w:val="11"/>
+    <w:basedOn w:val="717"/>
     <w:uiPriority w:val="99"/>
     <w:pPr>
       <w:pBdr/>
@@ -29750,9 +29608,9 @@
       </w:tcPr>
     </w:tblStylePr>
   </w:style>
-  <w:style w:type="table" w:styleId="126">
+  <w:style w:type="table" w:styleId="832">
     <w:name w:val="Bordered &amp; Lined - Accent 2"/>
-    <w:basedOn w:val="11"/>
+    <w:basedOn w:val="717"/>
     <w:uiPriority w:val="99"/>
     <w:pPr>
       <w:pBdr/>
@@ -29994,9 +29852,9 @@
       </w:tcPr>
     </w:tblStylePr>
   </w:style>
-  <w:style w:type="table" w:styleId="127">
+  <w:style w:type="table" w:styleId="833">
     <w:name w:val="Bordered &amp; Lined - Accent 3"/>
-    <w:basedOn w:val="11"/>
+    <w:basedOn w:val="717"/>
     <w:uiPriority w:val="99"/>
     <w:pPr>
       <w:pBdr/>
@@ -30238,9 +30096,9 @@
       </w:tcPr>
     </w:tblStylePr>
   </w:style>
-  <w:style w:type="table" w:styleId="128">
+  <w:style w:type="table" w:styleId="834">
     <w:name w:val="Bordered &amp; Lined - Accent 4"/>
-    <w:basedOn w:val="11"/>
+    <w:basedOn w:val="717"/>
     <w:uiPriority w:val="99"/>
     <w:pPr>
       <w:pBdr/>
@@ -30482,9 +30340,9 @@
       </w:tcPr>
     </w:tblStylePr>
   </w:style>
-  <w:style w:type="table" w:styleId="129">
+  <w:style w:type="table" w:styleId="835">
     <w:name w:val="Bordered &amp; Lined - Accent 5"/>
-    <w:basedOn w:val="11"/>
+    <w:basedOn w:val="717"/>
     <w:uiPriority w:val="99"/>
     <w:pPr>
       <w:pBdr/>
@@ -30726,9 +30584,9 @@
       </w:tcPr>
     </w:tblStylePr>
   </w:style>
-  <w:style w:type="table" w:styleId="130">
+  <w:style w:type="table" w:styleId="836">
     <w:name w:val="Bordered &amp; Lined - Accent 6"/>
-    <w:basedOn w:val="11"/>
+    <w:basedOn w:val="717"/>
     <w:uiPriority w:val="99"/>
     <w:pPr>
       <w:pBdr/>
@@ -30970,9 +30828,9 @@
       </w:tcPr>
     </w:tblStylePr>
   </w:style>
-  <w:style w:type="table" w:styleId="131">
+  <w:style w:type="table" w:styleId="837">
     <w:name w:val="Bordered"/>
-    <w:basedOn w:val="11"/>
+    <w:basedOn w:val="717"/>
     <w:uiPriority w:val="99"/>
     <w:pPr>
       <w:pBdr/>
@@ -31201,9 +31059,9 @@
       </w:tcPr>
     </w:tblStylePr>
   </w:style>
-  <w:style w:type="table" w:styleId="132">
+  <w:style w:type="table" w:styleId="838">
     <w:name w:val="Bordered - Accent 1"/>
-    <w:basedOn w:val="11"/>
+    <w:basedOn w:val="717"/>
     <w:uiPriority w:val="99"/>
     <w:pPr>
       <w:pBdr/>
@@ -31432,9 +31290,9 @@
       </w:tcPr>
     </w:tblStylePr>
   </w:style>
-  <w:style w:type="table" w:styleId="133">
+  <w:style w:type="table" w:styleId="839">
     <w:name w:val="Bordered - Accent 2"/>
-    <w:basedOn w:val="11"/>
+    <w:basedOn w:val="717"/>
     <w:uiPriority w:val="99"/>
     <w:pPr>
       <w:pBdr/>
@@ -31663,9 +31521,9 @@
       </w:tcPr>
     </w:tblStylePr>
   </w:style>
-  <w:style w:type="table" w:styleId="134">
+  <w:style w:type="table" w:styleId="840">
     <w:name w:val="Bordered - Accent 3"/>
-    <w:basedOn w:val="11"/>
+    <w:basedOn w:val="717"/>
     <w:uiPriority w:val="99"/>
     <w:pPr>
       <w:pBdr/>
@@ -31894,9 +31752,9 @@
       </w:tcPr>
     </w:tblStylePr>
   </w:style>
-  <w:style w:type="table" w:styleId="135">
+  <w:style w:type="table" w:styleId="841">
     <w:name w:val="Bordered - Accent 4"/>
-    <w:basedOn w:val="11"/>
+    <w:basedOn w:val="717"/>
     <w:uiPriority w:val="99"/>
     <w:pPr>
       <w:pBdr/>
@@ -32125,9 +31983,9 @@
       </w:tcPr>
     </w:tblStylePr>
   </w:style>
-  <w:style w:type="table" w:styleId="136">
+  <w:style w:type="table" w:styleId="842">
     <w:name w:val="Bordered - Accent 5"/>
-    <w:basedOn w:val="11"/>
+    <w:basedOn w:val="717"/>
     <w:uiPriority w:val="99"/>
     <w:pPr>
       <w:pBdr/>
@@ -32356,9 +32214,9 @@
       </w:tcPr>
     </w:tblStylePr>
   </w:style>
-  <w:style w:type="table" w:styleId="137">
+  <w:style w:type="table" w:styleId="843">
     <w:name w:val="Bordered - Accent 6"/>
-    <w:basedOn w:val="11"/>
+    <w:basedOn w:val="717"/>
     <w:uiPriority w:val="99"/>
     <w:pPr>
       <w:pBdr/>
@@ -32587,11 +32445,11 @@
       </w:tcPr>
     </w:tblStylePr>
   </w:style>
-  <w:style w:type="paragraph" w:styleId="145">
+  <w:style w:type="paragraph" w:styleId="844">
     <w:name w:val="Heading 7"/>
-    <w:basedOn w:val="680"/>
-    <w:next w:val="680"/>
-    <w:link w:val="156"/>
+    <w:basedOn w:val="899"/>
+    <w:next w:val="899"/>
+    <w:link w:val="855"/>
     <w:uiPriority w:val="9"/>
     <w:unhideWhenUsed/>
     <w:qFormat/>
@@ -32608,11 +32466,11 @@
       <w:color w:val="595959" w:themeColor="text1" w:themeTint="A6"/>
     </w:rPr>
   </w:style>
-  <w:style w:type="paragraph" w:styleId="146">
+  <w:style w:type="paragraph" w:styleId="845">
     <w:name w:val="Heading 8"/>
-    <w:basedOn w:val="680"/>
-    <w:next w:val="680"/>
-    <w:link w:val="157"/>
+    <w:basedOn w:val="899"/>
+    <w:next w:val="899"/>
+    <w:link w:val="856"/>
     <w:uiPriority w:val="9"/>
     <w:unhideWhenUsed/>
     <w:qFormat/>
@@ -32631,11 +32489,11 @@
       <w:color w:val="272727" w:themeColor="text1" w:themeTint="D8"/>
     </w:rPr>
   </w:style>
-  <w:style w:type="paragraph" w:styleId="147">
+  <w:style w:type="paragraph" w:styleId="846">
     <w:name w:val="Heading 9"/>
-    <w:basedOn w:val="680"/>
-    <w:next w:val="680"/>
-    <w:link w:val="158"/>
+    <w:basedOn w:val="899"/>
+    <w:next w:val="899"/>
+    <w:link w:val="857"/>
     <w:uiPriority w:val="9"/>
     <w:unhideWhenUsed/>
     <w:qFormat/>
@@ -32654,7 +32512,7 @@
       <w:color w:val="272727" w:themeColor="text1" w:themeTint="D8"/>
     </w:rPr>
   </w:style>
-  <w:style w:type="character" w:styleId="148" w:default="1">
+  <w:style w:type="character" w:styleId="847" w:default="1">
     <w:name w:val="Default Paragraph Font"/>
     <w:uiPriority w:val="1"/>
     <w:semiHidden/>
@@ -32665,7 +32523,7 @@
       <w:ind/>
     </w:pPr>
   </w:style>
-  <w:style w:type="numbering" w:styleId="149" w:default="1">
+  <w:style w:type="numbering" w:styleId="848" w:default="1">
     <w:name w:val="No List"/>
     <w:uiPriority w:val="99"/>
     <w:semiHidden/>
@@ -32676,10 +32534,10 @@
       <w:ind/>
     </w:pPr>
   </w:style>
-  <w:style w:type="character" w:styleId="150">
+  <w:style w:type="character" w:styleId="849">
     <w:name w:val="Heading 1 Char"/>
-    <w:basedOn w:val="148"/>
-    <w:link w:val="681"/>
+    <w:basedOn w:val="847"/>
+    <w:link w:val="900"/>
     <w:uiPriority w:val="9"/>
     <w:pPr>
       <w:pBdr/>
@@ -32693,10 +32551,10 @@
       <w:szCs w:val="40"/>
     </w:rPr>
   </w:style>
-  <w:style w:type="character" w:styleId="151">
+  <w:style w:type="character" w:styleId="850">
     <w:name w:val="Heading 2 Char"/>
-    <w:basedOn w:val="148"/>
-    <w:link w:val="682"/>
+    <w:basedOn w:val="847"/>
+    <w:link w:val="901"/>
     <w:uiPriority w:val="9"/>
     <w:pPr>
       <w:pBdr/>
@@ -32710,10 +32568,10 @@
       <w:szCs w:val="32"/>
     </w:rPr>
   </w:style>
-  <w:style w:type="character" w:styleId="152">
+  <w:style w:type="character" w:styleId="851">
     <w:name w:val="Heading 3 Char"/>
-    <w:basedOn w:val="148"/>
-    <w:link w:val="683"/>
+    <w:basedOn w:val="847"/>
+    <w:link w:val="902"/>
     <w:uiPriority w:val="9"/>
     <w:pPr>
       <w:pBdr/>
@@ -32727,10 +32585,10 @@
       <w:szCs w:val="28"/>
     </w:rPr>
   </w:style>
-  <w:style w:type="character" w:styleId="153">
+  <w:style w:type="character" w:styleId="852">
     <w:name w:val="Heading 4 Char"/>
-    <w:basedOn w:val="148"/>
-    <w:link w:val="684"/>
+    <w:basedOn w:val="847"/>
+    <w:link w:val="903"/>
     <w:uiPriority w:val="9"/>
     <w:pPr>
       <w:pBdr/>
@@ -32744,10 +32602,10 @@
       <w:color w:val="0f4761" w:themeColor="accent1" w:themeShade="BF"/>
     </w:rPr>
   </w:style>
-  <w:style w:type="character" w:styleId="154">
+  <w:style w:type="character" w:styleId="853">
     <w:name w:val="Heading 5 Char"/>
-    <w:basedOn w:val="148"/>
-    <w:link w:val="685"/>
+    <w:basedOn w:val="847"/>
+    <w:link w:val="904"/>
     <w:uiPriority w:val="9"/>
     <w:pPr>
       <w:pBdr/>
@@ -32759,10 +32617,10 @@
       <w:color w:val="0f4761" w:themeColor="accent1" w:themeShade="BF"/>
     </w:rPr>
   </w:style>
-  <w:style w:type="character" w:styleId="155">
+  <w:style w:type="character" w:styleId="854">
     <w:name w:val="Heading 6 Char"/>
-    <w:basedOn w:val="148"/>
-    <w:link w:val="686"/>
+    <w:basedOn w:val="847"/>
+    <w:link w:val="905"/>
     <w:uiPriority w:val="9"/>
     <w:pPr>
       <w:pBdr/>
@@ -32776,10 +32634,10 @@
       <w:color w:val="595959" w:themeColor="text1" w:themeTint="A6"/>
     </w:rPr>
   </w:style>
-  <w:style w:type="character" w:styleId="156">
+  <w:style w:type="character" w:styleId="855">
     <w:name w:val="Heading 7 Char"/>
-    <w:basedOn w:val="148"/>
-    <w:link w:val="145"/>
+    <w:basedOn w:val="847"/>
+    <w:link w:val="844"/>
     <w:uiPriority w:val="9"/>
     <w:pPr>
       <w:pBdr/>
@@ -32791,10 +32649,10 @@
       <w:color w:val="595959" w:themeColor="text1" w:themeTint="A6"/>
     </w:rPr>
   </w:style>
-  <w:style w:type="character" w:styleId="157">
+  <w:style w:type="character" w:styleId="856">
     <w:name w:val="Heading 8 Char"/>
-    <w:basedOn w:val="148"/>
-    <w:link w:val="146"/>
+    <w:basedOn w:val="847"/>
+    <w:link w:val="845"/>
     <w:uiPriority w:val="9"/>
     <w:pPr>
       <w:pBdr/>
@@ -32808,10 +32666,10 @@
       <w:color w:val="272727" w:themeColor="text1" w:themeTint="D8"/>
     </w:rPr>
   </w:style>
-  <w:style w:type="character" w:styleId="158">
+  <w:style w:type="character" w:styleId="857">
     <w:name w:val="Heading 9 Char"/>
-    <w:basedOn w:val="148"/>
-    <w:link w:val="147"/>
+    <w:basedOn w:val="847"/>
+    <w:link w:val="846"/>
     <w:uiPriority w:val="9"/>
     <w:pPr>
       <w:pBdr/>
@@ -32825,10 +32683,10 @@
       <w:color w:val="272727" w:themeColor="text1" w:themeTint="D8"/>
     </w:rPr>
   </w:style>
-  <w:style w:type="character" w:styleId="160">
+  <w:style w:type="character" w:styleId="858">
     <w:name w:val="Title Char"/>
-    <w:basedOn w:val="148"/>
-    <w:link w:val="687"/>
+    <w:basedOn w:val="847"/>
+    <w:link w:val="906"/>
     <w:uiPriority w:val="10"/>
     <w:pPr>
       <w:pBdr/>
@@ -32842,10 +32700,10 @@
       <w:szCs w:val="56"/>
     </w:rPr>
   </w:style>
-  <w:style w:type="character" w:styleId="162">
+  <w:style w:type="character" w:styleId="859">
     <w:name w:val="Subtitle Char"/>
-    <w:basedOn w:val="148"/>
-    <w:link w:val="688"/>
+    <w:basedOn w:val="847"/>
+    <w:link w:val="907"/>
     <w:uiPriority w:val="11"/>
     <w:pPr>
       <w:pBdr/>
@@ -32859,11 +32717,11 @@
       <w:szCs w:val="28"/>
     </w:rPr>
   </w:style>
-  <w:style w:type="paragraph" w:styleId="163">
+  <w:style w:type="paragraph" w:styleId="860">
     <w:name w:val="Quote"/>
-    <w:basedOn w:val="680"/>
-    <w:next w:val="680"/>
-    <w:link w:val="164"/>
+    <w:basedOn w:val="899"/>
+    <w:next w:val="899"/>
+    <w:link w:val="861"/>
     <w:uiPriority w:val="29"/>
     <w:qFormat/>
     <w:pPr>
@@ -32878,10 +32736,10 @@
       <w:color w:val="404040" w:themeColor="text1" w:themeTint="BF"/>
     </w:rPr>
   </w:style>
-  <w:style w:type="character" w:styleId="164">
+  <w:style w:type="character" w:styleId="861">
     <w:name w:val="Quote Char"/>
-    <w:basedOn w:val="148"/>
-    <w:link w:val="163"/>
+    <w:basedOn w:val="847"/>
+    <w:link w:val="860"/>
     <w:uiPriority w:val="29"/>
     <w:pPr>
       <w:pBdr/>
@@ -32894,9 +32752,9 @@
       <w:color w:val="404040" w:themeColor="text1" w:themeTint="BF"/>
     </w:rPr>
   </w:style>
-  <w:style w:type="paragraph" w:styleId="165">
+  <w:style w:type="paragraph" w:styleId="862">
     <w:name w:val="List Paragraph"/>
-    <w:basedOn w:val="680"/>
+    <w:basedOn w:val="899"/>
     <w:uiPriority w:val="34"/>
     <w:qFormat/>
     <w:pPr>
@@ -32906,9 +32764,9 @@
       <w:contextualSpacing w:val="true"/>
     </w:pPr>
   </w:style>
-  <w:style w:type="character" w:styleId="166">
+  <w:style w:type="character" w:styleId="863">
     <w:name w:val="Intense Emphasis"/>
-    <w:basedOn w:val="148"/>
+    <w:basedOn w:val="847"/>
     <w:uiPriority w:val="21"/>
     <w:qFormat/>
     <w:pPr>
@@ -32922,11 +32780,11 @@
       <w:color w:val="0f4761" w:themeColor="accent1" w:themeShade="BF"/>
     </w:rPr>
   </w:style>
-  <w:style w:type="paragraph" w:styleId="167">
+  <w:style w:type="paragraph" w:styleId="864">
     <w:name w:val="Intense Quote"/>
-    <w:basedOn w:val="680"/>
-    <w:next w:val="680"/>
-    <w:link w:val="168"/>
+    <w:basedOn w:val="899"/>
+    <w:next w:val="899"/>
+    <w:link w:val="865"/>
     <w:uiPriority w:val="30"/>
     <w:qFormat/>
     <w:pPr>
@@ -32944,10 +32802,10 @@
       <w:color w:val="0f4761" w:themeColor="accent1" w:themeShade="BF"/>
     </w:rPr>
   </w:style>
-  <w:style w:type="character" w:styleId="168">
+  <w:style w:type="character" w:styleId="865">
     <w:name w:val="Intense Quote Char"/>
-    <w:basedOn w:val="148"/>
-    <w:link w:val="167"/>
+    <w:basedOn w:val="847"/>
+    <w:link w:val="864"/>
     <w:uiPriority w:val="30"/>
     <w:pPr>
       <w:pBdr/>
@@ -32960,9 +32818,9 @@
       <w:color w:val="0f4761" w:themeColor="accent1" w:themeShade="BF"/>
     </w:rPr>
   </w:style>
-  <w:style w:type="character" w:styleId="169">
+  <w:style w:type="character" w:styleId="866">
     <w:name w:val="Intense Reference"/>
-    <w:basedOn w:val="148"/>
+    <w:basedOn w:val="847"/>
     <w:uiPriority w:val="32"/>
     <w:qFormat/>
     <w:pPr>
@@ -32978,9 +32836,9 @@
       <w:spacing w:val="5"/>
     </w:rPr>
   </w:style>
-  <w:style w:type="paragraph" w:styleId="170">
+  <w:style w:type="paragraph" w:styleId="867">
     <w:name w:val="No Spacing"/>
-    <w:basedOn w:val="680"/>
+    <w:basedOn w:val="899"/>
     <w:uiPriority w:val="1"/>
     <w:qFormat/>
     <w:pPr>
@@ -32989,9 +32847,9 @@
       <w:ind/>
     </w:pPr>
   </w:style>
-  <w:style w:type="character" w:styleId="171">
+  <w:style w:type="character" w:styleId="868">
     <w:name w:val="Subtle Emphasis"/>
-    <w:basedOn w:val="148"/>
+    <w:basedOn w:val="847"/>
     <w:uiPriority w:val="19"/>
     <w:qFormat/>
     <w:pPr>
@@ -33005,9 +32863,9 @@
       <w:color w:val="404040" w:themeColor="text1" w:themeTint="BF"/>
     </w:rPr>
   </w:style>
-  <w:style w:type="character" w:styleId="172">
+  <w:style w:type="character" w:styleId="869">
     <w:name w:val="Emphasis"/>
-    <w:basedOn w:val="148"/>
+    <w:basedOn w:val="847"/>
     <w:uiPriority w:val="20"/>
     <w:qFormat/>
     <w:pPr>
@@ -33020,9 +32878,9 @@
       <w:iCs/>
     </w:rPr>
   </w:style>
-  <w:style w:type="character" w:styleId="173">
+  <w:style w:type="character" w:styleId="870">
     <w:name w:val="Strong"/>
-    <w:basedOn w:val="148"/>
+    <w:basedOn w:val="847"/>
     <w:uiPriority w:val="22"/>
     <w:qFormat/>
     <w:pPr>
@@ -33035,9 +32893,9 @@
       <w:bCs/>
     </w:rPr>
   </w:style>
-  <w:style w:type="character" w:styleId="174">
+  <w:style w:type="character" w:styleId="871">
     <w:name w:val="Subtle Reference"/>
-    <w:basedOn w:val="148"/>
+    <w:basedOn w:val="847"/>
     <w:uiPriority w:val="31"/>
     <w:qFormat/>
     <w:pPr>
@@ -33050,9 +32908,9 @@
       <w:color w:val="5a5a5a" w:themeColor="text1" w:themeTint="A5"/>
     </w:rPr>
   </w:style>
-  <w:style w:type="character" w:styleId="175">
+  <w:style w:type="character" w:styleId="872">
     <w:name w:val="Book Title"/>
-    <w:basedOn w:val="148"/>
+    <w:basedOn w:val="847"/>
     <w:uiPriority w:val="33"/>
     <w:qFormat/>
     <w:pPr>
@@ -33068,10 +32926,10 @@
       <w:spacing w:val="5"/>
     </w:rPr>
   </w:style>
-  <w:style w:type="paragraph" w:styleId="176">
+  <w:style w:type="paragraph" w:styleId="873">
     <w:name w:val="Header"/>
-    <w:basedOn w:val="680"/>
-    <w:link w:val="177"/>
+    <w:basedOn w:val="899"/>
+    <w:link w:val="874"/>
     <w:uiPriority w:val="99"/>
     <w:unhideWhenUsed/>
     <w:pPr>
@@ -33084,10 +32942,10 @@
       <w:ind/>
     </w:pPr>
   </w:style>
-  <w:style w:type="character" w:styleId="177">
+  <w:style w:type="character" w:styleId="874">
     <w:name w:val="Header Char"/>
-    <w:basedOn w:val="148"/>
-    <w:link w:val="176"/>
+    <w:basedOn w:val="847"/>
+    <w:link w:val="873"/>
     <w:uiPriority w:val="99"/>
     <w:pPr>
       <w:pBdr/>
@@ -33095,10 +32953,10 @@
       <w:ind/>
     </w:pPr>
   </w:style>
-  <w:style w:type="paragraph" w:styleId="178">
+  <w:style w:type="paragraph" w:styleId="875">
     <w:name w:val="Footer"/>
-    <w:basedOn w:val="680"/>
-    <w:link w:val="179"/>
+    <w:basedOn w:val="899"/>
+    <w:link w:val="876"/>
     <w:uiPriority w:val="99"/>
     <w:unhideWhenUsed/>
     <w:pPr>
@@ -33111,10 +32969,10 @@
       <w:ind/>
     </w:pPr>
   </w:style>
-  <w:style w:type="character" w:styleId="179">
+  <w:style w:type="character" w:styleId="876">
     <w:name w:val="Footer Char"/>
-    <w:basedOn w:val="148"/>
-    <w:link w:val="178"/>
+    <w:basedOn w:val="847"/>
+    <w:link w:val="875"/>
     <w:uiPriority w:val="99"/>
     <w:pPr>
       <w:pBdr/>
@@ -33122,10 +32980,10 @@
       <w:ind/>
     </w:pPr>
   </w:style>
-  <w:style w:type="paragraph" w:styleId="180">
+  <w:style w:type="paragraph" w:styleId="877">
     <w:name w:val="Caption"/>
-    <w:basedOn w:val="680"/>
-    <w:next w:val="680"/>
+    <w:basedOn w:val="899"/>
+    <w:next w:val="899"/>
     <w:uiPriority w:val="35"/>
     <w:unhideWhenUsed/>
     <w:qFormat/>
@@ -33142,10 +33000,10 @@
       <w:szCs w:val="18"/>
     </w:rPr>
   </w:style>
-  <w:style w:type="paragraph" w:styleId="181">
+  <w:style w:type="paragraph" w:styleId="878">
     <w:name w:val="footnote text"/>
-    <w:basedOn w:val="680"/>
-    <w:link w:val="182"/>
+    <w:basedOn w:val="899"/>
+    <w:link w:val="879"/>
     <w:uiPriority w:val="99"/>
     <w:semiHidden/>
     <w:unhideWhenUsed/>
@@ -33159,10 +33017,10 @@
       <w:szCs w:val="20"/>
     </w:rPr>
   </w:style>
-  <w:style w:type="character" w:styleId="182">
+  <w:style w:type="character" w:styleId="879">
     <w:name w:val="Footnote Text Char"/>
-    <w:basedOn w:val="148"/>
-    <w:link w:val="181"/>
+    <w:basedOn w:val="847"/>
+    <w:link w:val="878"/>
     <w:uiPriority w:val="99"/>
     <w:semiHidden/>
     <w:pPr>
@@ -33175,9 +33033,9 @@
       <w:szCs w:val="20"/>
     </w:rPr>
   </w:style>
-  <w:style w:type="character" w:styleId="183">
+  <w:style w:type="character" w:styleId="880">
     <w:name w:val="footnote reference"/>
-    <w:basedOn w:val="148"/>
+    <w:basedOn w:val="847"/>
     <w:uiPriority w:val="99"/>
     <w:semiHidden/>
     <w:unhideWhenUsed/>
@@ -33190,10 +33048,10 @@
       <w:vertAlign w:val="superscript"/>
     </w:rPr>
   </w:style>
-  <w:style w:type="paragraph" w:styleId="184">
+  <w:style w:type="paragraph" w:styleId="881">
     <w:name w:val="endnote text"/>
-    <w:basedOn w:val="680"/>
-    <w:link w:val="185"/>
+    <w:basedOn w:val="899"/>
+    <w:link w:val="882"/>
     <w:uiPriority w:val="99"/>
     <w:semiHidden/>
     <w:unhideWhenUsed/>
@@ -33207,10 +33065,10 @@
       <w:szCs w:val="20"/>
     </w:rPr>
   </w:style>
-  <w:style w:type="character" w:styleId="185">
+  <w:style w:type="character" w:styleId="882">
     <w:name w:val="Endnote Text Char"/>
-    <w:basedOn w:val="148"/>
-    <w:link w:val="184"/>
+    <w:basedOn w:val="847"/>
+    <w:link w:val="881"/>
     <w:uiPriority w:val="99"/>
     <w:semiHidden/>
     <w:pPr>
@@ -33223,9 +33081,9 @@
       <w:szCs w:val="20"/>
     </w:rPr>
   </w:style>
-  <w:style w:type="character" w:styleId="186">
+  <w:style w:type="character" w:styleId="883">
     <w:name w:val="endnote reference"/>
-    <w:basedOn w:val="148"/>
+    <w:basedOn w:val="847"/>
     <w:uiPriority w:val="99"/>
     <w:semiHidden/>
     <w:unhideWhenUsed/>
@@ -33238,9 +33096,9 @@
       <w:vertAlign w:val="superscript"/>
     </w:rPr>
   </w:style>
-  <w:style w:type="character" w:styleId="187">
+  <w:style w:type="character" w:styleId="884">
     <w:name w:val="Hyperlink"/>
-    <w:basedOn w:val="148"/>
+    <w:basedOn w:val="847"/>
     <w:uiPriority w:val="99"/>
     <w:unhideWhenUsed/>
     <w:pPr>
@@ -33253,9 +33111,9 @@
       <w:u w:val="single"/>
     </w:rPr>
   </w:style>
-  <w:style w:type="character" w:styleId="188">
+  <w:style w:type="character" w:styleId="885">
     <w:name w:val="FollowedHyperlink"/>
-    <w:basedOn w:val="148"/>
+    <w:basedOn w:val="847"/>
     <w:uiPriority w:val="99"/>
     <w:semiHidden/>
     <w:unhideWhenUsed/>
@@ -33269,10 +33127,10 @@
       <w:u w:val="single"/>
     </w:rPr>
   </w:style>
-  <w:style w:type="paragraph" w:styleId="189">
+  <w:style w:type="paragraph" w:styleId="886">
     <w:name w:val="toc 1"/>
-    <w:basedOn w:val="680"/>
-    <w:next w:val="680"/>
+    <w:basedOn w:val="899"/>
+    <w:next w:val="899"/>
     <w:uiPriority w:val="39"/>
     <w:unhideWhenUsed/>
     <w:pPr>
@@ -33281,10 +33139,10 @@
       <w:ind/>
     </w:pPr>
   </w:style>
-  <w:style w:type="paragraph" w:styleId="190">
+  <w:style w:type="paragraph" w:styleId="887">
     <w:name w:val="toc 2"/>
-    <w:basedOn w:val="680"/>
-    <w:next w:val="680"/>
+    <w:basedOn w:val="899"/>
+    <w:next w:val="899"/>
     <w:uiPriority w:val="39"/>
     <w:unhideWhenUsed/>
     <w:pPr>
@@ -33293,10 +33151,10 @@
       <w:ind w:left="220"/>
     </w:pPr>
   </w:style>
-  <w:style w:type="paragraph" w:styleId="191">
+  <w:style w:type="paragraph" w:styleId="888">
     <w:name w:val="toc 3"/>
-    <w:basedOn w:val="680"/>
-    <w:next w:val="680"/>
+    <w:basedOn w:val="899"/>
+    <w:next w:val="899"/>
     <w:uiPriority w:val="39"/>
     <w:unhideWhenUsed/>
     <w:pPr>
@@ -33305,10 +33163,10 @@
       <w:ind w:left="440"/>
     </w:pPr>
   </w:style>
-  <w:style w:type="paragraph" w:styleId="192">
+  <w:style w:type="paragraph" w:styleId="889">
     <w:name w:val="toc 4"/>
-    <w:basedOn w:val="680"/>
-    <w:next w:val="680"/>
+    <w:basedOn w:val="899"/>
+    <w:next w:val="899"/>
     <w:uiPriority w:val="39"/>
     <w:unhideWhenUsed/>
     <w:pPr>
@@ -33317,10 +33175,10 @@
       <w:ind w:left="660"/>
     </w:pPr>
   </w:style>
-  <w:style w:type="paragraph" w:styleId="193">
+  <w:style w:type="paragraph" w:styleId="890">
     <w:name w:val="toc 5"/>
-    <w:basedOn w:val="680"/>
-    <w:next w:val="680"/>
+    <w:basedOn w:val="899"/>
+    <w:next w:val="899"/>
     <w:uiPriority w:val="39"/>
     <w:unhideWhenUsed/>
     <w:pPr>
@@ -33329,10 +33187,10 @@
       <w:ind w:left="880"/>
     </w:pPr>
   </w:style>
-  <w:style w:type="paragraph" w:styleId="194">
+  <w:style w:type="paragraph" w:styleId="891">
     <w:name w:val="toc 6"/>
-    <w:basedOn w:val="680"/>
-    <w:next w:val="680"/>
+    <w:basedOn w:val="899"/>
+    <w:next w:val="899"/>
     <w:uiPriority w:val="39"/>
     <w:unhideWhenUsed/>
     <w:pPr>
@@ -33341,10 +33199,10 @@
       <w:ind w:left="1100"/>
     </w:pPr>
   </w:style>
-  <w:style w:type="paragraph" w:styleId="195">
+  <w:style w:type="paragraph" w:styleId="892">
     <w:name w:val="toc 7"/>
-    <w:basedOn w:val="680"/>
-    <w:next w:val="680"/>
+    <w:basedOn w:val="899"/>
+    <w:next w:val="899"/>
     <w:uiPriority w:val="39"/>
     <w:unhideWhenUsed/>
     <w:pPr>
@@ -33353,10 +33211,10 @@
       <w:ind w:left="1320"/>
     </w:pPr>
   </w:style>
-  <w:style w:type="paragraph" w:styleId="196">
+  <w:style w:type="paragraph" w:styleId="893">
     <w:name w:val="toc 8"/>
-    <w:basedOn w:val="680"/>
-    <w:next w:val="680"/>
+    <w:basedOn w:val="899"/>
+    <w:next w:val="899"/>
     <w:uiPriority w:val="39"/>
     <w:unhideWhenUsed/>
     <w:pPr>
@@ -33365,10 +33223,10 @@
       <w:ind w:left="1540"/>
     </w:pPr>
   </w:style>
-  <w:style w:type="paragraph" w:styleId="197">
+  <w:style w:type="paragraph" w:styleId="894">
     <w:name w:val="toc 9"/>
-    <w:basedOn w:val="680"/>
-    <w:next w:val="680"/>
+    <w:basedOn w:val="899"/>
+    <w:next w:val="899"/>
     <w:uiPriority w:val="39"/>
     <w:unhideWhenUsed/>
     <w:pPr>
@@ -33377,9 +33235,9 @@
       <w:ind w:left="1760"/>
     </w:pPr>
   </w:style>
-  <w:style w:type="character" w:styleId="198">
+  <w:style w:type="character" w:styleId="895">
     <w:name w:val="Placeholder Text"/>
-    <w:basedOn w:val="148"/>
+    <w:basedOn w:val="847"/>
     <w:uiPriority w:val="99"/>
     <w:semiHidden/>
     <w:pPr>
@@ -33391,7 +33249,7 @@
       <w:color w:val="666666"/>
     </w:rPr>
   </w:style>
-  <w:style w:type="paragraph" w:styleId="208">
+  <w:style w:type="paragraph" w:styleId="896">
     <w:name w:val="TOC Heading"/>
     <w:uiPriority w:val="39"/>
     <w:unhideWhenUsed/>
@@ -33401,10 +33259,10 @@
       <w:ind/>
     </w:pPr>
   </w:style>
-  <w:style w:type="paragraph" w:styleId="209">
+  <w:style w:type="paragraph" w:styleId="897">
     <w:name w:val="table of figures"/>
-    <w:basedOn w:val="680"/>
-    <w:next w:val="680"/>
+    <w:basedOn w:val="899"/>
+    <w:next w:val="899"/>
     <w:uiPriority w:val="99"/>
     <w:unhideWhenUsed/>
     <w:pPr>
@@ -33413,7 +33271,7 @@
       <w:ind/>
     </w:pPr>
   </w:style>
-  <w:style w:type="table" w:styleId="679">
+  <w:style w:type="table" w:styleId="898">
     <w:name w:val="TableNormal"/>
     <w:pPr>
       <w:pBdr/>
@@ -33602,7 +33460,7 @@
       </w:tcPr>
     </w:tblStylePr>
   </w:style>
-  <w:style w:type="paragraph" w:styleId="680" w:default="1">
+  <w:style w:type="paragraph" w:styleId="899" w:default="1">
     <w:name w:val="Normal"/>
     <w:pPr>
       <w:pBdr/>
@@ -33610,10 +33468,10 @@
       <w:ind/>
     </w:pPr>
   </w:style>
-  <w:style w:type="paragraph" w:styleId="681">
+  <w:style w:type="paragraph" w:styleId="900">
     <w:name w:val="Heading 1"/>
-    <w:basedOn w:val="680"/>
-    <w:next w:val="680"/>
+    <w:basedOn w:val="899"/>
+    <w:next w:val="899"/>
     <w:pPr>
       <w:keepNext w:val="true"/>
       <w:keepLines w:val="true"/>
@@ -33627,10 +33485,10 @@
       <w:szCs w:val="40"/>
     </w:rPr>
   </w:style>
-  <w:style w:type="paragraph" w:styleId="682">
+  <w:style w:type="paragraph" w:styleId="901">
     <w:name w:val="Heading 2"/>
-    <w:basedOn w:val="680"/>
-    <w:next w:val="680"/>
+    <w:basedOn w:val="899"/>
+    <w:next w:val="899"/>
     <w:pPr>
       <w:keepNext w:val="true"/>
       <w:keepLines w:val="true"/>
@@ -33646,10 +33504,10 @@
       <w:szCs w:val="32"/>
     </w:rPr>
   </w:style>
-  <w:style w:type="paragraph" w:styleId="683">
+  <w:style w:type="paragraph" w:styleId="902">
     <w:name w:val="Heading 3"/>
-    <w:basedOn w:val="680"/>
-    <w:next w:val="680"/>
+    <w:basedOn w:val="899"/>
+    <w:next w:val="899"/>
     <w:pPr>
       <w:keepNext w:val="true"/>
       <w:keepLines w:val="true"/>
@@ -33666,10 +33524,10 @@
       <w:szCs w:val="28"/>
     </w:rPr>
   </w:style>
-  <w:style w:type="paragraph" w:styleId="684">
+  <w:style w:type="paragraph" w:styleId="903">
     <w:name w:val="Heading 4"/>
-    <w:basedOn w:val="680"/>
-    <w:next w:val="680"/>
+    <w:basedOn w:val="899"/>
+    <w:next w:val="899"/>
     <w:pPr>
       <w:keepNext w:val="true"/>
       <w:keepLines w:val="true"/>
@@ -33684,10 +33542,10 @@
       <w:szCs w:val="24"/>
     </w:rPr>
   </w:style>
-  <w:style w:type="paragraph" w:styleId="685">
+  <w:style w:type="paragraph" w:styleId="904">
     <w:name w:val="Heading 5"/>
-    <w:basedOn w:val="680"/>
-    <w:next w:val="680"/>
+    <w:basedOn w:val="899"/>
+    <w:next w:val="899"/>
     <w:pPr>
       <w:keepNext w:val="true"/>
       <w:keepLines w:val="true"/>
@@ -33702,10 +33560,10 @@
       <w:szCs w:val="22"/>
     </w:rPr>
   </w:style>
-  <w:style w:type="paragraph" w:styleId="686">
+  <w:style w:type="paragraph" w:styleId="905">
     <w:name w:val="Heading 6"/>
-    <w:basedOn w:val="680"/>
-    <w:next w:val="680"/>
+    <w:basedOn w:val="899"/>
+    <w:next w:val="899"/>
     <w:pPr>
       <w:keepNext w:val="true"/>
       <w:keepLines w:val="true"/>
@@ -33722,10 +33580,10 @@
       <w:szCs w:val="22"/>
     </w:rPr>
   </w:style>
-  <w:style w:type="paragraph" w:styleId="687">
+  <w:style w:type="paragraph" w:styleId="906">
     <w:name w:val="Title"/>
-    <w:basedOn w:val="680"/>
-    <w:next w:val="680"/>
+    <w:basedOn w:val="899"/>
+    <w:next w:val="899"/>
     <w:pPr>
       <w:keepNext w:val="true"/>
       <w:keepLines w:val="true"/>
@@ -33739,10 +33597,10 @@
       <w:szCs w:val="52"/>
     </w:rPr>
   </w:style>
-  <w:style w:type="paragraph" w:styleId="688">
+  <w:style w:type="paragraph" w:styleId="907">
     <w:name w:val="Subtitle"/>
-    <w:basedOn w:val="680"/>
-    <w:next w:val="680"/>
+    <w:basedOn w:val="899"/>
+    <w:next w:val="899"/>
     <w:pPr>
       <w:keepNext w:val="true"/>
       <w:keepLines w:val="true"/>
@@ -33760,9 +33618,9 @@
       <w:szCs w:val="30"/>
     </w:rPr>
   </w:style>
-  <w:style w:type="table" w:styleId="689">
+  <w:style w:type="table" w:styleId="908">
     <w:name w:val="StGen0"/>
-    <w:basedOn w:val="679"/>
+    <w:basedOn w:val="898"/>
     <w:pPr>
       <w:pBdr/>
       <w:spacing/>
@@ -33946,9 +33804,9 @@
       </w:tcPr>
     </w:tblStylePr>
   </w:style>
-  <w:style w:type="table" w:styleId="690">
+  <w:style w:type="table" w:styleId="909">
     <w:name w:val="StGen1"/>
-    <w:basedOn w:val="679"/>
+    <w:basedOn w:val="898"/>
     <w:pPr>
       <w:pBdr/>
       <w:spacing/>
@@ -34132,9 +33990,9 @@
       </w:tcPr>
     </w:tblStylePr>
   </w:style>
-  <w:style w:type="table" w:styleId="691">
+  <w:style w:type="table" w:styleId="910">
     <w:name w:val="StGen2"/>
-    <w:basedOn w:val="679"/>
+    <w:basedOn w:val="898"/>
     <w:pPr>
       <w:pBdr/>
       <w:spacing/>
